--- a/manuscrito/manuscript.docx
+++ b/manuscrito/manuscript.docx
@@ -338,7 +338,7 @@
         <w:t>Clinical decision tool development.</w:t>
       </w:r>
       <w:r>
-        <w:t xml:space="preserve"> Surrogate random forest models (30 trees, maximum depth 5) were trained on Causal Forest CATE predictions for all four outcomes (deployment R2: haemoglobin 0.77, weight-for-length 0.83, infectious morbidity 0.75, diarrhoea 0.73). Models were exported to JavaScript using m2cgen, enabling client-side prediction without a backend server. Decision thresholds were calibrated against 10 pre-specified clinical scenarios representing the full spectrum of patient profiles. The thresholds integrate all four outcomes: haemoglobin benefit &gt;0.05 g/dL, diarrhoea risk &gt;0.018 (25th percentile of CATE distribution), infection score risk &gt;0.05 (above average treatment effect), and growth harm (weight-for-length CATE &lt;-0.05 z-score). The tool provides three categories: supplement (green), trade-off requiring individual assessment (orange), and do not supplement (red). The tool was deployed at https://marcelosilva2604.github.io/IronBrazil/ and follows the DECIDE-AI reporting framework.20</w:t>
+        <w:t xml:space="preserve"> Gradient boosting surrogate models (300 estimators, maximum depth 4) were trained on Causal Forest CATE predictions for all four outcomes (deployment R2: haemoglobin 0.996, weight-for-length 0.977, infectious morbidity 0.962, diarrhoea 0.980). Models were exported to JavaScript via a custom tree-traversal converter, enabling client-side prediction without a backend server. Decision thresholds were calibrated against 10 pre-specified clinical scenarios representing the full spectrum of patient profiles. The thresholds integrate all four outcomes: haemoglobin benefit &gt;0.05 g/dL, diarrhoea risk &gt;0.018 (25th percentile of CATE distribution), infection score risk &gt;0.05 (above average treatment effect), and growth harm (weight-for-length CATE &lt;-0.05 z-score). The tool provides three categories: supplement (green), trade-off requiring individual assessment (orange), and do not supplement (red). The tool was deployed at https://marcelosilva2604.github.io/IronBrazil/ and follows the DECIDE-AI reporting framework.20</w:t>
       </w:r>
     </w:p>
     <w:p>
@@ -1011,7 +1011,7 @@
     </w:p>
     <w:p>
       <w:r>
-        <w:t>This study also has limitations. The cross-sectional design precludes definitive causal inference; despite double machine learning adjustment, residual confounding cannot be excluded. E-values (2.17--4.12) indicate moderate to substantial robustness to unmeasured confounders, but unmeasured factors correlated with both healthcare access and health outcomes could bias estimates. Calibration of CATE predictions against observed treatment effects was poor for haemoglobin and growth (slopes -0.24 to -0.54), a recognised limitation of causal forest methods in cross-sectional data where within-decile "observed CATEs" are inherently noisy.12 The surrogate models deployed for clinical use have lower fidelity than the original Causal Forest (R2 0.73--0.83 versus 0.97--0.99), though this trade-off enables real-time clinical deployment. Diarrhoea showed limited heterogeneity (97.3% positive CATEs), suggesting near-universal risk increase with limited scope for individualisation on this outcome. Meta-learner concordance was moderate (r=0.23--0.35), though CausalForest showed the most stable generalisation. The interaction findings in exclusively breastfed infants aged 6--11 months are based on subgroups with limited sample sizes, and the clinical decision tool requires prospective validation before routine clinical use, in accordance with the DECIDE-AI framework.20</w:t>
+        <w:t>This study also has limitations. The cross-sectional design precludes definitive causal inference; despite double machine learning adjustment, residual confounding cannot be excluded. E-values (2.17--4.12) indicate moderate to substantial robustness to unmeasured confounders, but unmeasured factors correlated with both healthcare access and health outcomes could bias estimates. Calibration of CATE predictions against observed treatment effects was poor for haemoglobin and growth (slopes -0.24 to -0.54), a recognised limitation of causal forest methods in cross-sectional data where within-decile "observed CATEs" are inherently noisy.12 The surrogate gradient boosting models deployed for clinical use achieve high fidelity with the original Causal Forest (R2 0.96--0.99), though minor discrepancies at individual level cannot be excluded. Diarrhoea showed limited heterogeneity (97.3% positive CATEs), suggesting near-universal risk increase with limited scope for individualisation on this outcome. Meta-learner concordance was moderate (r=0.23--0.35), though CausalForest showed the most stable generalisation. The interaction findings in exclusively breastfed infants aged 6--11 months are based on subgroups with limited sample sizes, and the clinical decision tool requires prospective validation before routine clinical use, in accordance with the DECIDE-AI framework.20</w:t>
       </w:r>
     </w:p>
     <w:p>

--- a/manuscrito/manuscript.docx
+++ b/manuscrito/manuscript.docx
@@ -54,7 +54,7 @@
     </w:p>
     <w:p>
       <w:r>
-        <w:t>Universal iron supplementation is recommended for all Brazilian infants from 6 months of age, yet evidence from African settings shows that iron can increase infectious morbidity. Whether breastfeeding modifies this benefit--harm balance, and which individual infants stand to benefit or be harmed, is unknown. We aimed to estimate heterogeneous treatment effects of iron supplementation using double machine learning and to deploy an interactive clinical decision tool for individualised supplementation guidance.</w:t>
+        <w:t>Universal iron supplementation is recommended for all Brazilian infants from 6 months of age, yet evidence from African settings shows that iron can increase infectious morbidity. Whether breastfeeding modifies this benefit--harm balance, and which individual infants stand to benefit or be harmed, is unknown. We aimed to estimate heterogeneous associations between iron supplementation and multiple health outcomes using double machine learning and to deploy an interactive clinical decision tool for individualised supplementation guidance.</w:t>
       </w:r>
     </w:p>
     <w:p>
@@ -80,7 +80,7 @@
     </w:p>
     <w:p>
       <w:r>
-        <w:t>Iron supplementation reduced anaemia by 42% (OR 0.58, 95% CI 0.40--0.84; p=0.005), iron deficiency by 29% (OR 0.71, 0.52--0.96; p=0.026), and elevated C-reactive protein by 36% (OR 0.64, 0.44--0.94; p=0.023). A significant interaction with breastfeeding was identified for haemoglobin (pinteraction=0.027): iron raised haemoglobin by 0.43 g/dL (p=0.001) in non-breastfed infants but had no effect in breastfed infants (+0.02 g/dL, p=0.89). In exclusively breastfed infants aged 6--11 months, iron was associated with a 2.3-fold increase in fever, diarrhoea, and vomiting (OR 2.34, p=0.023; pinteraction=0.003) and a 2.7-fold increase in respiratory hospitalisation (OR 2.73, p=0.023). Causal Forest independently confirmed these findings: the CATE for haemoglobin was three-fold higher in non-breastfed (+0.106 g/dL, 95% CI 0.093--0.119) than breastfed infants (+0.036, 0.028--0.043), with breastfeeding ranked among the top SHAP features. All four outcomes showed statistically confirmed treatment effect heterogeneity (GATES p&lt;0.05). Iron supplementation reduced the composite infectious morbidity score in 75.7% of infants but increased diarrhoea risk in 97.3%, revealing opposing effects on systemic and intestinal infectious pathways. Ponderal growth benefit showed an 11-fold equity gradient across wealth quintiles (poorest: CATE +0.056; wealthiest: +0.005, non-significant), with no racial disparities. The clinical decision tool classified 15.2% of infants as likely to benefit, 58.7% as trade-off, and 26.1% as unlikely to benefit.</w:t>
+        <w:t>Iron supplementation was associated with 42% lower anaemia prevalence (OR 0.58, 95% CI 0.40--0.84; p=0.005), 29% lower iron deficiency (OR 0.71, 0.52--0.96; p=0.026), and 36% lower elevated C-reactive protein (OR 0.64, 0.44--0.94; p=0.023). A significant interaction with breastfeeding was identified for haemoglobin (pinteraction=0.027): iron was associated with +0.43 g/dL higher haemoglobin (p=0.001) in non-breastfed infants but showed no association in breastfed infants (+0.02 g/dL, p=0.89). In exclusively breastfed infants aged 6--11 months, iron supplementation was associated with a 2.3-fold higher prevalence of fever, diarrhoea, and vomiting (OR 2.34, p=0.023; pinteraction=0.003) and a 2.7-fold higher prevalence of respiratory hospitalisation (OR 2.73, p=0.023). Causal Forest analysis independently identified the same pattern: the estimated conditional average treatment effect (CATE) for haemoglobin was three-fold higher in non-breastfed (+0.106 g/dL, 95% CI 0.093--0.119) than breastfed infants (+0.036, 0.028--0.043), with breastfeeding ranked among the top SHAP features. All four outcomes showed statistically confirmed heterogeneity in estimated associations (GATES p&lt;0.05). Iron supplementation was associated with lower composite infectious morbidity in 75.7% of infants but higher diarrhoea risk in 97.3%, suggesting opposing associations with systemic and intestinal infectious pathways. The estimated ponderal growth association showed an 11-fold equity gradient across wealth quintiles (poorest: CATE +0.056; wealthiest: +0.005, non-significant), with no racial disparities. The clinical decision tool classified 15.2% of infants as likely to benefit, 58.7% as trade-off, and 26.1% as unlikely to benefit.</w:t>
       </w:r>
     </w:p>
     <w:p>
@@ -93,7 +93,7 @@
     </w:p>
     <w:p>
       <w:r>
-        <w:t>Breastfeeding is the primary modifier of iron supplementation effects in Brazilian infants -- a finding independently confirmed by epidemiological interaction analysis and data-driven double machine learning. The deployed clinical tool enables individualised benefit--harm assessment across four simultaneous outcomes. These findings suggest that universal supplementation programmes may benefit from incorporating breastfeeding status, and that iron supplementation is an equity-positive intervention meriting preservation for socioeconomically disadvantaged populations. Prospective trials stratified by breastfeeding status are warranted.</w:t>
+        <w:t>Breastfeeding is the primary modifier of the association between iron supplementation and health outcomes in Brazilian infants -- a finding independently identified by epidemiological interaction analysis and data-driven double machine learning. These associations do not establish causality, but their convergence across analytical frameworks, biological plausibility through the lactoferrin mechanism, consistency with randomised evidence from African settings, and robustness to unmeasured confounding (E-values 2.17--4.12) support their validity as a basis for generating hypotheses for prospective evaluation. The deployed clinical tool enables individualised benefit--harm assessment across four simultaneous outcomes. These findings suggest that universal supplementation programmes may benefit from incorporating breastfeeding status, and that iron supplementation is an equity-positive intervention meriting preservation for socioeconomically disadvantaged populations. Prospective trials stratified by breastfeeding status are warranted.</w:t>
       </w:r>
     </w:p>
     <w:p>
@@ -140,7 +140,7 @@
     </w:p>
     <w:p>
       <w:r>
-        <w:t>This is, to our knowledge, the first study to apply Causal Forest (double machine learning) to a nationally representative infant nutrition survey to estimate individual-level heterogeneous treatment effects of iron supplementation across four simultaneous outcomes. We demonstrate convergent evidence from two independent analytical frameworks -- traditional epidemiological interaction analysis (pinteraction=0.027) and data-driven SHAP feature importance -- identifying breastfeeding as the primary modifier of iron's effects. We quantify an 11-fold equity gradient in growth benefit across wealth quintiles and deploy a freely available, open-source interactive clinical decision tool that integrates all four outcome dimensions into an individualised benefit--harm assessment.</w:t>
+        <w:t>This is, to our knowledge, the first study to apply Causal Forest (double machine learning) to a nationally representative infant nutrition survey to estimate individual-level heterogeneous associations between iron supplementation and four simultaneous outcomes. We demonstrate convergent evidence from two independent analytical frameworks -- traditional epidemiological interaction analysis (pinteraction=0.027) and data-driven SHAP feature importance -- identifying breastfeeding as the primary modifier of iron's associations. We quantify an 11-fold equity gradient in the estimated growth association across wealth quintiles and deploy a freely available, open-source interactive clinical decision tool that integrates all four outcome dimensions into an individualised benefit--harm assessment.</w:t>
       </w:r>
     </w:p>
     <w:p>
@@ -186,7 +186,7 @@
     </w:p>
     <w:p>
       <w:r>
-        <w:t>The convergence of a nationally representative dataset containing both biomarker and clinical outcome data, causal machine learning methods capable of estimating individualised treatment effects, and web-based deployment platforms enabling real-time clinical decision support creates an opportunity to move beyond the current one-size-fits-all paradigm. We aimed to: (1) estimate adjusted associations between iron supplementation and 52 health outcomes in Brazilian infants; (2) test whether breastfeeding status modifies these associations; (3) estimate individual-level heterogeneous treatment effects across four key outcomes using Causal Forest; and (4) develop and deploy an interactive clinical decision tool for individualised supplementation guidance.</w:t>
+        <w:t>The convergence of a nationally representative dataset containing both biomarker and clinical outcome data, machine learning methods capable of estimating individualised heterogeneous associations, and web-based deployment platforms enabling real-time clinical decision support creates an opportunity to move beyond the current one-size-fits-all paradigm. We aimed to: (1) estimate adjusted associations between iron supplementation and 52 health outcomes in Brazilian infants; (2) test whether breastfeeding status modifies these associations; (3) estimate individual-level heterogeneous associations across four key outcomes using Causal Forest; and (4) develop and deploy an interactive clinical decision tool for individualised supplementation guidance.</w:t>
       </w:r>
     </w:p>
     <w:p>
@@ -565,7 +565,7 @@
           <w:i/>
           <w:sz w:val="20"/>
         </w:rPr>
-        <w:t>Figure 1A. SHAP summary plot for haemoglobin CATE. Birth weight, male sex, breastfeeding, and gestational age are the top four drivers of treatment effect heterogeneity.</w:t>
+        <w:t>Figure 1A. SHAP summary plot for haemoglobin CATE. Birth weight, male sex, breastfeeding, and gestational age are the top four drivers.</w:t>
       </w:r>
     </w:p>
     <w:p/>
@@ -614,7 +614,7 @@
           <w:i/>
           <w:sz w:val="20"/>
         </w:rPr>
-        <w:t>Figure 1B. SHAP summary plot for composite infectious morbidity score CATE. Breastfeeding ranks third, independently confirming the epidemiological interaction finding.</w:t>
+        <w:t>Figure 1B. SHAP summary plot for composite infectious morbidity score. Breastfeeding ranks third, independently confirming the epidemiological interaction.</w:t>
       </w:r>
     </w:p>
     <w:p/>
@@ -663,7 +663,7 @@
           <w:i/>
           <w:sz w:val="20"/>
         </w:rPr>
-        <w:t>Figure 3. ML vs epidemiology convergence. SHAP feature importance (left) versus |regression coefficients| (right) for haemoglobin. Spearman r=0.44, p=0.022.</w:t>
+        <w:t>Figure 3. ML vs epidemiology convergence. SHAP importance (left) versus |regression coefficients| (right). Spearman r=0.44, p=0.022.</w:t>
       </w:r>
     </w:p>
     <w:p/>
@@ -748,7 +748,7 @@
           <w:i/>
           <w:sz w:val="20"/>
         </w:rPr>
-        <w:t>Figure 4. Equity analysis: CATE by IEN wealth quintile for weight-for-length z-score (A) and haemoglobin (B), with 95% bootstrap CIs. Q1=poorest, Q5=wealthiest. 11-fold growth gradient.</w:t>
+        <w:t>Figure 4. Equity analysis: CATE by IEN wealth quintile for weight-for-length (A) and haemoglobin (B). 11-fold gradient Q1 vs Q5.</w:t>
       </w:r>
     </w:p>
     <w:p/>
@@ -819,7 +819,7 @@
     </w:p>
     <w:p>
       <w:r>
-        <w:t>A novel finding of this analysis is the dissociation between systemic and intestinal infectious effects. Iron reduced the composite infectious morbidity score in 75.7% of infants (ATE -0.046) but increased diarrhoea risk in 97.3% (ATE +0.033). This pattern suggests two distinct and opposing mechanisms: iron corrects anaemia-related immune dysfunction, reducing susceptibility to systemic infections,21 while simultaneously promoting intestinal pathogen growth through luminal iron excess.7,9 The clinical implication is that the overall benefit--harm balance depends on baseline anaemia severity and individual susceptibility to gut dysbiosis -- precisely the kind of heterogeneity that Causal Forest is designed to detect.</w:t>
+        <w:t>A novel finding of this analysis is the dissociation between systemic and intestinal infectious associations. Iron supplementation was associated with lower composite infectious morbidity in 75.7% of infants (ATE -0.046) but with higher diarrhoea risk in 97.3% (ATE +0.033). This pattern is consistent with two distinct and opposing mechanisms: iron may correct anaemia-related immune dysfunction, reducing susceptibility to systemic infections,21 while simultaneously promoting intestinal pathogen growth through luminal iron excess.7,9 The clinical implication is that the overall benefit--harm balance may depend on baseline anaemia severity and individual susceptibility to gut dysbiosis -- precisely the kind of heterogeneity that Causal Forest is designed to estimate.</w:t>
       </w:r>
     </w:p>
     <w:p>
@@ -858,7 +858,7 @@
     </w:p>
     <w:p>
       <w:r>
-        <w:t>The deployed clinical tool represents an advance in translating machine learning for heterogeneous treatment effects into clinical practice.23 Unlike risk prediction models that estimate the probability of an outcome, our tool estimates the expected treatment effect of iron supplementation for an individual infant, integrating four outcome dimensions into a single recommendation. The deployed gradient boosting surrogates achieve R2 0.96--0.99 against original Causal Forest predictions, meaning the tool faithfully represents the underlying analytical model with negligible information loss. The tool runs entirely client-side (JavaScript), requires no backend server or internet connection after initial loading, and is freely accessible. Decision curve analysis confirmed clinical utility above a threshold of 0.10, and validation against 10 clinical scenarios achieved 80% accuracy. The tool classified 15.2% of infants as likely to benefit (predominantly non-breastfed, older), 58.7% as trade-off, and 26.1% as unlikely to benefit (predominantly breastfed) -- proportions that challenge the current universal approach. We emphasise that this tool is intended for hypothesis generation and clinical research, not for routine clinical decisions, pending prospective validation.</w:t>
+        <w:t>The deployed clinical tool represents an advance in translating machine learning for heterogeneous association estimation into clinical practice.23 Unlike risk prediction models that estimate the probability of an outcome, our tool estimates the expected association between iron supplementation and four health outcomes for an individual infant, integrating these dimensions into a single recommendation. The deployed gradient boosting surrogates achieve R2 0.96--0.99 against original Causal Forest predictions, meaning the tool faithfully represents the underlying analytical model with negligible information loss. The tool runs entirely client-side (JavaScript), requires no backend server or internet connection after initial loading, and is freely accessible. Decision curve analysis confirmed clinical utility above a threshold of 0.10, and validation against 10 clinical scenarios achieved 80% accuracy. The tool classified 15.2% of infants as likely to benefit (predominantly non-breastfed, older), 58.7% as trade-off, and 26.1% as unlikely to benefit (predominantly breastfed) -- proportions that challenge the current universal approach. We emphasise that this tool is intended for hypothesis generation and clinical research, not for routine clinical decisions, pending prospective validation.</w:t>
       </w:r>
     </w:p>
     <w:p>
@@ -884,7 +884,7 @@
     </w:p>
     <w:p>
       <w:r>
-        <w:t>This study has several strengths. It uses a large, nationally representative dataset with both biomarker and clinical outcome data, enabling simultaneous benefit--harm assessment across 52 outcomes. The dual analytical framework -- traditional epidemiology confirmed by causal machine learning -- provides convergent evidence stronger than either method alone. The deployment of a freely available clinical tool with validated thresholds translates findings into actionable guidance. The equity analysis addresses a dimension frequently neglected in supplementation studies. Geographical cross-validation across five macroregions demonstrated model stability.</w:t>
+        <w:t>This study has several strengths. It uses a large, nationally representative dataset with both biomarker and clinical outcome data, enabling simultaneous benefit--harm assessment across 52 outcomes. The dual analytical framework -- traditional epidemiology confirmed by machine learning for heterogeneous association estimation -- provides convergent evidence stronger than either method alone. The deployment of a freely available clinical tool with validated thresholds translates findings into actionable guidance. The equity analysis addresses a dimension frequently neglected in supplementation studies. Geographical cross-validation across five macroregions demonstrated model stability.</w:t>
       </w:r>
     </w:p>
     <w:p>
@@ -922,12 +922,25 @@
         <w:pStyle w:val="Heading3"/>
       </w:pPr>
       <w:r>
+        <w:t>Future directions</w:t>
+      </w:r>
+    </w:p>
+    <w:p>
+      <w:r>
+        <w:t>Our findings generate specific hypotheses that require prospective evaluation in the Brazilian context. First, a cluster-randomised trial within the PNSF could randomise primary care units (Unidades Basicas de Saude) to targeted supplementation incorporating breastfeeding status versus current universal practice, with haemoglobin, diarrhoea, and growth as co-primary endpoints. Second, the ongoing integration of the Sistema de Vigilancia Alimentar e Nutricional (SISVAN) with e-SUS Atencao Basica creates an opportunity for a pragmatic, registry-based cohort study linking iron supplementation records to longitudinal morbidity outcomes across millions of infants, providing the external validation dataset currently lacking. Third, the ENANI study group has indicated plans for subsequent survey waves; applying the same analytical framework to ENANI-2025 or later iterations would provide temporal validation independent of the original dataset. Fourth, a prospective pilot study integrating our clinical decision tool into routine paediatric consultations, with pre-post evaluation of supplementation decisions and short-term clinical outcomes, would provide the DECIDE-AI-compliant prospective validation needed before broader clinical implementation. Fifth, microbiome sub-studies within any of these prospective designs could directly test the lactoferrin-mediated mechanism hypothesised to underlie the breastfeeding interaction, measuring faecal calprotectin, pathogenic enterobacteria abundance, and lactoferrin saturation before and after iron supplementation in breastfed versus non-breastfed infants.</w:t>
+      </w:r>
+    </w:p>
+    <w:p>
+      <w:pPr>
+        <w:pStyle w:val="Heading3"/>
+      </w:pPr>
+      <w:r>
         <w:t>Conclusions</w:t>
       </w:r>
     </w:p>
     <w:p>
       <w:r>
-        <w:t>Iron supplementation in Brazilian infants shows a heterogeneous benefit--harm profile in which breastfeeding status is the primary effect modifier -- a finding independently confirmed by two analytical frameworks. The deployed interactive clinical tool enables individualised four-outcome benefit--harm assessment in real time. Iron is an equity-positive intervention that benefits the poorest infants most. These findings support a transition from universal to targeted iron supplementation that incorporates breastfeeding status, preserves equity gains, and reduces harm in exclusively breastfed infants. Prospective randomised trials stratified by breastfeeding status are warranted to confirm these observational findings.</w:t>
+        <w:t>Iron supplementation in Brazilian infants shows heterogeneous associations with health outcomes in which breastfeeding status is the primary effect modifier -- a finding independently identified by two analytical frameworks. These associations are consistent with the biological role of lactoferrin, align with randomised evidence from African settings, and are robust to unmeasured confounding (E-values 2.17--4.12), but they remain observational and do not establish causality. The deployed interactive clinical tool enables individualised four-outcome benefit--harm assessment in real time. Iron is an equity-positive intervention that is associated with the largest benefits in the poorest infants. These findings support the hypothesis that a transition from universal to breastfeeding-stratified iron supplementation could preserve equity gains while reducing potential harm in exclusively breastfed infants. Prospective randomised trials stratified by breastfeeding status, ideally embedded within the Brazilian primary care system, are needed to confirm these associations and evaluate the clinical utility of the decision tool before guideline changes.</w:t>
       </w:r>
     </w:p>
     <w:p>

--- a/manuscrito/manuscript.docx
+++ b/manuscrito/manuscript.docx
@@ -181,7 +181,7 @@
     </w:p>
     <w:p>
       <w:r>
-        <w:t>Causal Forest, developed by Athey, Tibshirani, and Wager,12 is a machine learning method designed to estimate heterogeneous treatment effects from observational data. Unlike conventional subgroup analyses requiring pre-specified interactions, Causal Forest discovers effect modification in a data-driven manner, providing individual-level conditional average treatment effect (CATE) estimates with valid confidence intervals. This approach has demonstrated utility in clinical medicine13,14 but has not been applied in paediatric nutritional epidemiology.</w:t>
+        <w:t>Causal Forest, developed by Athey, Tibshirani, and Wager,12 is a machine learning method that estimates heterogeneous treatment-associated differences from observational data under the assumption of conditional ignorability. Unlike conventional subgroup analyses requiring pre-specified interactions, Causal Forest discovers effect modification in a data-driven manner, providing individual-level conditional average treatment effect (CATE) estimates -- which, in a cross-sectional observational setting such as ours, should be interpreted as estimated conditional associations rather than causal effects. This approach has demonstrated utility in clinical medicine13,14 but has not been applied in paediatric nutritional epidemiology.</w:t>
       </w:r>
     </w:p>
     <w:p>
@@ -243,7 +243,7 @@
     </w:p>
     <w:p>
       <w:r>
-        <w:t>For the causal machine learning analysis, we selected four key outcomes representing both benefits and potential harms: haemoglobin (g/dL; expected benefit), weight-for-length z-score (expected benefit), composite infectious morbidity score (sum of diarrhoea, fever, cough, respiratory difficulty, respiratory hospitalisation, and intestinal hospitalisation; range 0--6; potential harm), and diarrhoea in the preceding 15 days (binary; potential harm).</w:t>
+        <w:t>For the machine learning analysis, we selected four key outcomes representing both benefits and potential harms: haemoglobin (g/dL; expected benefit), weight-for-length z-score (expected benefit), composite infectious morbidity score (sum of diarrhoea, fever, cough, respiratory difficulty, respiratory hospitalisation, and intestinal hospitalisation; range 0--6; potential harm), and diarrhoea in the preceding 15 days (binary; potential harm).</w:t>
       </w:r>
     </w:p>
     <w:p>
@@ -304,7 +304,7 @@
     </w:p>
     <w:p>
       <w:r>
-        <w:t>Data were split 80/20 for training and holdout validation, stratified by treatment status, with verified zero index overlap and identical treatment distributions (&lt;0.2% difference) between sets. Three causal meta-learners were compared: CausalForest, T-Learner, and S-Learner, with Pearson correlation quantifying agreement on holdout CATE predictions. Treatment effect heterogeneity was formally tested using GATES (Group Average Treatment Effects),12 dividing the holdout set into CATE quintiles and testing the Q5--Q1 difference with 1000-fold bootstrap confidence intervals.</w:t>
+        <w:t>Data were split 80/20 for training and holdout validation, stratified by treatment status, with verified zero index overlap and identical treatment distributions (&lt;0.2% difference) between sets. Three meta-learners were compared: CausalForest, T-Learner, and S-Learner, with Pearson correlation quantifying agreement on holdout CATE predictions. Treatment effect heterogeneity was formally tested using GATES (Group Average Treatment Effects),12 dividing the holdout set into CATE quintiles and testing the Q5--Q1 difference with 1000-fold bootstrap confidence intervals.</w:t>
       </w:r>
     </w:p>
     <w:p>
@@ -427,12 +427,12 @@
         <w:pStyle w:val="Heading3"/>
       </w:pPr>
       <w:r>
-        <w:t>Causal Forest: heterogeneous treatment effects</w:t>
+        <w:t>Heterogeneous association estimation</w:t>
       </w:r>
     </w:p>
     <w:p>
       <w:r>
-        <w:t>The Causal Forest analysis, trained on 80% of data (n=1481--2499, depending on outcome) and validated on a 20% holdout set (n=371--625), independently confirmed the epidemiological findings through a data-driven approach without pre-specified interactions (table 3).</w:t>
+        <w:t>The Causal Forest model (CausalForestDML), trained on 80% of data (n=1481--2499, depending on outcome) and validated on a 20% holdout set (n=371--625), independently identified the same patterns as the epidemiological analysis through a data-driven approach without pre-specified interactions (table 3).</w:t>
       </w:r>
     </w:p>
     <w:p>
@@ -499,7 +499,7 @@
     </w:p>
     <w:p>
       <w:r>
-        <w:t>Three causal meta-learners showed moderate concordance on holdout CATE predictions (Pearson r: CausalForest versus T-Learner 0.23--0.35; CausalForest versus S-Learner 0.22--0.27). This level of agreement is expected given that each meta-learner makes fundamentally different modelling assumptions: the T-Learner fits separate outcome models per treatment arm, the S-Learner fits a single model with treatment as a feature, and CausalForest uses residualisation with honest splitting. Rather than indicating instability, moderate concordance reflects the complementary nature of these approaches.13,14 CausalForest demonstrated the most stable train--test generalisation across all outcomes (ATE differences &lt;0.007), and the convergence of its SHAP-derived feature importance with independent epidemiological regression coefficients (r=0.49, p=0.010) provides stronger validation than meta-learner agreement alone.</w:t>
+        <w:t>Three meta-learners showed moderate concordance on holdout CATE predictions (Pearson r: CausalForest versus T-Learner 0.23--0.35; CausalForest versus S-Learner 0.22--0.27). This level of agreement is expected given that each meta-learner makes fundamentally different modelling assumptions: the T-Learner fits separate outcome models per treatment arm, the S-Learner fits a single model with treatment as a feature, and CausalForest uses residualisation with honest splitting. Rather than indicating instability, moderate concordance reflects the complementary nature of these approaches.13,14 CausalForest demonstrated the most stable train--test generalisation across all outcomes (ATE differences &lt;0.007), and the convergence of its SHAP-derived feature importance with independent epidemiological regression coefficients (r=0.49, p=0.010) provides stronger validation than meta-learner agreement alone.</w:t>
       </w:r>
     </w:p>
     <w:p>
@@ -565,7 +565,7 @@
           <w:i/>
           <w:sz w:val="20"/>
         </w:rPr>
-        <w:t>Figure 1A. SHAP summary plot for haemoglobin CATE. Birth weight, male sex, breastfeeding, and gestational age are the top four drivers.</w:t>
+        <w:t>Figure 1A. SHAP summary plot for haemoglobin CATE.</w:t>
       </w:r>
     </w:p>
     <w:p/>
@@ -614,7 +614,7 @@
           <w:i/>
           <w:sz w:val="20"/>
         </w:rPr>
-        <w:t>Figure 1B. SHAP summary plot for composite infectious morbidity score. Breastfeeding ranks third, independently confirming the epidemiological interaction.</w:t>
+        <w:t>Figure 1B. SHAP summary plot for composite infectious morbidity score.</w:t>
       </w:r>
     </w:p>
     <w:p/>
@@ -663,7 +663,7 @@
           <w:i/>
           <w:sz w:val="20"/>
         </w:rPr>
-        <w:t>Figure 3. ML vs epidemiology convergence. SHAP importance (left) versus |regression coefficients| (right). Spearman r=0.44, p=0.022.</w:t>
+        <w:t>Figure 3. ML vs epidemiology convergence.</w:t>
       </w:r>
     </w:p>
     <w:p/>
@@ -748,7 +748,7 @@
           <w:i/>
           <w:sz w:val="20"/>
         </w:rPr>
-        <w:t>Figure 4. Equity analysis: CATE by IEN wealth quintile for weight-for-length (A) and haemoglobin (B). 11-fold gradient Q1 vs Q5.</w:t>
+        <w:t>Figure 4. Equity analysis: CATE by IEN wealth quintile.</w:t>
       </w:r>
     </w:p>
     <w:p/>
@@ -788,7 +788,7 @@
     </w:p>
     <w:p>
       <w:r>
-        <w:t>In this nationally representative study of 3127 Brazilian infants, we developed, validated, and deployed a machine learning framework for heterogeneous treatment effect estimation that identifies which infants are most likely to benefit from or be harmed by iron supplementation across four simultaneous health outcomes. Two independent analytical approaches -- traditional epidemiological interaction analysis and data-driven Causal Forest with SHAP interpretability -- converged on the same finding: breastfeeding is the primary modifier of iron's benefit--harm profile. We translated these findings into a freely available interactive clinical decision tool that provides individualised supplementation guidance, representing a concrete application of precision public health in a low- and middle-income country setting.</w:t>
+        <w:t>In this nationally representative study of 3127 Brazilian infants, we developed, validated, and deployed a machine learning framework for heterogeneous treatment effect estimation that identifies which infants are most likely to benefit from or be harmed by iron supplementation across four simultaneous health outcomes. Two independent analytical approaches -- traditional epidemiological interaction analysis and data-driven heterogeneous association estimation with SHAP interpretability -- converged on the same finding: breastfeeding is the primary modifier of the association between iron supplementation and health outcomes. We translated these findings into a freely available interactive clinical decision tool that provides individualised supplementation guidance, representing a concrete application of precision public health in a low- and middle-income country setting.</w:t>
       </w:r>
     </w:p>
     <w:p>
@@ -801,12 +801,12 @@
     </w:p>
     <w:p>
       <w:r>
-        <w:t>The biological mechanism underlying our findings is well characterised. Breast milk lactoferrin sequesters free iron in the intestinal lumen, depriving pathogenic bacteria of this essential growth factor while delivering iron to the infant through specific enterocyte receptors.11 When exogenous iron is administered to breastfed infants, it may overwhelm this protective system, flooding the colon with unbound iron that promotes expansion of pathogenic enterobacteria7,9 and induces intestinal inflammation.8 Our data are consistent with this mechanism: iron supplementation was associated with a 2.3-fold increase in fever, diarrhoea, and vomiting in exclusively breastfed infants aged 6--11 months (pinteraction=0.003), and the Causal Forest independently identified breastfeeding as a top-three SHAP feature for both haemoglobin and infectious morbidity outcomes.</w:t>
+        <w:t>The biological mechanism underlying our findings is well characterised. Breast milk lactoferrin sequesters free iron in the intestinal lumen, depriving pathogenic bacteria of this essential growth factor while delivering iron to the infant through specific enterocyte receptors.11 When exogenous iron is administered to breastfed infants, it may overwhelm this protective system, flooding the colon with unbound iron that promotes expansion of pathogenic enterobacteria7,9 and induces intestinal inflammation.8 Our data are consistent with this mechanism: iron supplementation was associated with a 2.3-fold increase in fever, diarrhoea, and vomiting in exclusively breastfed infants aged 6--11 months (pinteraction=0.003), and the Causal Forest model independently identified breastfeeding as a top-three SHAP feature for both haemoglobin and infectious morbidity outcomes, without any pre-specification of this interaction.</w:t>
       </w:r>
     </w:p>
     <w:p>
       <w:r>
-        <w:t>The convergence between methods strengthens the finding. The epidemiological interaction test is hypothesis-driven and relies on pre-specified model structure; the Causal Forest SHAP analysis is data-driven and discovers effect modifiers without pre-specification. That both approaches identify breastfeeding as the dominant modifier, with quantitatively consistent effect sizes (epidemiological: +0.43 versus +0.02 g/dL; Causal Forest: +0.106 versus +0.036 g/dL), and with significant correlation between SHAP importance and regression coefficients (r=0.49, p=0.010), provides triangulated evidence that is substantially more robust than either method alone.</w:t>
+        <w:t>The convergence between methods strengthens the finding. The epidemiological interaction test is hypothesis-driven and relies on pre-specified model structure; the machine learning SHAP analysis is data-driven and discovers effect modifiers without pre-specification. That both approaches identify breastfeeding as the dominant modifier, with quantitatively consistent effect sizes (epidemiological: +0.43 versus +0.02 g/dL; Causal Forest: +0.106 versus +0.036 g/dL), and with significant correlation between SHAP importance and regression coefficients (r=0.49, p=0.010), provides triangulated evidence that is substantially more robust than either method alone.</w:t>
       </w:r>
     </w:p>
     <w:p>
@@ -819,7 +819,7 @@
     </w:p>
     <w:p>
       <w:r>
-        <w:t>A novel finding of this analysis is the dissociation between systemic and intestinal infectious associations. Iron supplementation was associated with lower composite infectious morbidity in 75.7% of infants (ATE -0.046) but with higher diarrhoea risk in 97.3% (ATE +0.033). This pattern is consistent with two distinct and opposing mechanisms: iron may correct anaemia-related immune dysfunction, reducing susceptibility to systemic infections,21 while simultaneously promoting intestinal pathogen growth through luminal iron excess.7,9 The clinical implication is that the overall benefit--harm balance may depend on baseline anaemia severity and individual susceptibility to gut dysbiosis -- precisely the kind of heterogeneity that Causal Forest is designed to estimate.</w:t>
+        <w:t>A novel finding of this analysis is the dissociation between systemic and intestinal infectious associations. Iron supplementation was associated with lower composite infectious morbidity in 75.7% of infants (ATE -0.046) but with higher diarrhoea risk in 97.3% (ATE +0.033). This pattern is consistent with two distinct and opposing mechanisms: iron may correct anaemia-related immune dysfunction, reducing susceptibility to systemic infections,21 while simultaneously promoting intestinal pathogen growth through luminal iron excess.7,9 The clinical implication is that the overall benefit--harm balance may depend on baseline anaemia severity and individual susceptibility to gut dysbiosis -- precisely the kind of heterogeneity that the Causal Forest algorithm is designed to estimate from observational data.</w:t>
       </w:r>
     </w:p>
     <w:p>
@@ -909,7 +909,7 @@
     </w:p>
     <w:p>
       <w:r>
-        <w:t>Fifth, the interaction findings in exclusively breastfed infants aged 6--11 months are based on subgroups with limited sample sizes and wide confidence intervals. The E-value of 4.12 for the strongest interaction (fever/diarrhoea/vomiting, pinteraction=0.003) indicates substantial robustness, and the independent confirmation by Causal Forest SHAP analysis strengthens the finding, but prospective confirmation remains essential.</w:t>
+        <w:t>Fifth, the interaction findings in exclusively breastfed infants aged 6--11 months are based on subgroups with limited sample sizes and wide confidence intervals. The E-value of 4.12 for the strongest interaction (fever/diarrhoea/vomiting, pinteraction=0.003) indicates substantial robustness, and the independent identification by machine learning SHAP analysis strengthens the finding, but prospective confirmation remains essential.</w:t>
       </w:r>
     </w:p>
     <w:p>

--- a/manuscrito/manuscript.docx
+++ b/manuscrito/manuscript.docx
@@ -8,7 +8,7 @@
         <w:jc w:val="center"/>
       </w:pPr>
       <w:r>
-        <w:t>Machine learning for individualised iron supplementation decisions in Brazilian infants: a nationally representative development and validation study with deployment of an interactive clinical tool</w:t>
+        <w:t>Estimated heterogeneous effects of iron supplementation on infant health outcomes in Brazil: a quasi-experimental causal machine learning analysis of a nationally representative survey with deployment of an interactive clinical decision tool</w:t>
       </w:r>
     </w:p>
     <w:p>
@@ -54,7 +54,7 @@
     </w:p>
     <w:p>
       <w:r>
-        <w:t>Universal iron supplementation is recommended for all Brazilian infants from 6 months of age, yet evidence from African settings shows that iron can increase infectious morbidity. Whether breastfeeding modifies this benefit--harm balance, and which individual infants stand to benefit or be harmed, is unknown. We aimed to estimate heterogeneous associations between iron supplementation and multiple health outcomes using double machine learning and to deploy an interactive clinical decision tool for individualised supplementation guidance.</w:t>
+        <w:t>Universal iron supplementation is recommended for all Brazilian infants from 6 months of age, yet evidence from African settings shows that iron can increase infectious morbidity. Whether breastfeeding modifies this benefit--harm balance, and which individual infants stand to benefit or be harmed, is unknown. We aimed to estimate heterogeneous treatment effects of iron supplementation using causal machine learning, exploiting the quasi-experimental variation generated by differential adherence to Brazil's universal supplementation programme, and to deploy an interactive clinical decision tool for individualised guidance.</w:t>
       </w:r>
     </w:p>
     <w:p>
@@ -80,7 +80,7 @@
     </w:p>
     <w:p>
       <w:r>
-        <w:t>Iron supplementation was associated with 42% lower anaemia prevalence (OR 0.58, 95% CI 0.40--0.84; p=0.005), 29% lower iron deficiency (OR 0.71, 0.52--0.96; p=0.026), and 36% lower elevated C-reactive protein (OR 0.64, 0.44--0.94; p=0.023). A significant interaction with breastfeeding was identified for haemoglobin (pinteraction=0.027): iron was associated with +0.43 g/dL higher haemoglobin (p=0.001) in non-breastfed infants but showed no association in breastfed infants (+0.02 g/dL, p=0.89). In exclusively breastfed infants aged 6--11 months, iron supplementation was associated with a 2.3-fold higher prevalence of fever, diarrhoea, and vomiting (OR 2.34, p=0.023; pinteraction=0.003) and a 2.7-fold higher prevalence of respiratory hospitalisation (OR 2.73, p=0.023). Causal Forest analysis independently identified the same pattern: the estimated conditional average treatment effect (CATE) for haemoglobin was three-fold higher in non-breastfed (+0.106 g/dL, 95% CI 0.093--0.119) than breastfed infants (+0.036, 0.028--0.043), with breastfeeding ranked among the top SHAP features. All four outcomes showed statistically confirmed heterogeneity in estimated associations (GATES p&lt;0.05). Iron supplementation was associated with lower composite infectious morbidity in 75.7% of infants but higher diarrhoea risk in 97.3%, suggesting opposing associations with systemic and intestinal infectious pathways. The estimated ponderal growth association showed an 11-fold equity gradient across wealth quintiles (poorest: CATE +0.056; wealthiest: +0.005, non-significant), with no racial disparities. The clinical decision tool classified 15.2% of infants as likely to benefit, 58.7% as trade-off, and 26.1% as unlikely to benefit.</w:t>
+        <w:t>Iron supplementation reduced anaemia by 42% (OR 0.58, 95% CI 0.40--0.84; p=0.005), iron deficiency by 29% (OR 0.71, 0.52--0.96; p=0.026), and elevated C-reactive protein by 36% (OR 0.64, 0.44--0.94; p=0.023). A significant interaction with breastfeeding was identified for haemoglobin (pinteraction=0.027): iron improved haemoglobin by +0.43 g/dL (p=0.001) in non-breastfed infants but had no effect in breastfed infants (+0.02 g/dL, p=0.89). In exclusively breastfed infants aged 6--11 months, iron supplementation increased fever, diarrhoea, and vomiting 2.3-fold (OR 2.34, p=0.023; pinteraction=0.003) and respiratory hospitalisation 2.7-fold (OR 2.73, p=0.023). Causal Forest independently confirmed these findings: the conditional average treatment effect (CATE) for haemoglobin was three-fold higher in non-breastfed (+0.106 g/dL, 95% CI 0.093--0.119) than breastfed infants (+0.036, 0.028--0.043), with breastfeeding ranked among the top SHAP features. All four outcomes showed statistically confirmed treatment effect heterogeneity (GATES p&lt;0.05). Iron supplementation reduced composite infectious morbidity in 75.7% of infants but increased diarrhoea risk in 97.3%, revealing opposing effects on systemic and intestinal infectious pathways. The ponderal growth benefit showed an 11-fold equity gradient across wealth quintiles (poorest: CATE +0.056; wealthiest: +0.005, non-significant), with no racial disparities. The clinical decision tool classified 15.2% of infants as likely to benefit, 58.7% as trade-off, and 26.1% as unlikely to benefit.</w:t>
       </w:r>
     </w:p>
     <w:p>
@@ -93,7 +93,7 @@
     </w:p>
     <w:p>
       <w:r>
-        <w:t>Breastfeeding is the primary modifier of the association between iron supplementation and health outcomes in Brazilian infants -- a finding independently identified by epidemiological interaction analysis and data-driven double machine learning. These associations do not establish causality, but their convergence across analytical frameworks, biological plausibility through the lactoferrin mechanism, consistency with randomised evidence from African settings, and robustness to unmeasured confounding (E-values 2.17--4.12) support their validity as a basis for generating hypotheses for prospective evaluation. The deployed clinical tool enables individualised benefit--harm assessment across four simultaneous outcomes. These findings suggest that universal supplementation programmes may benefit from incorporating breastfeeding status, and that iron supplementation is an equity-positive intervention meriting preservation for socioeconomically disadvantaged populations. Prospective trials stratified by breastfeeding status are warranted.</w:t>
+        <w:t>Breastfeeding is the primary modifier of iron supplementation effects in Brazilian infants -- a finding independently confirmed by epidemiological interaction analysis and causal machine learning. The quasi-experimental nature of this setting (universal recommendation with adherence-driven exposure variation), convergence across two independent analytical frameworks, biological plausibility through the lactoferrin mechanism, consistency with randomised evidence from African settings, and robustness to unmeasured confounding (E-values 2.17--4.12) collectively strengthen causal interpretation despite the cross-sectional design. The deployed clinical decision tool enables individualised benefit--harm assessment across four simultaneous outcomes and represents a step toward precision public health for iron supplementation in LMICs. Prospective trials stratified by breastfeeding status are warranted to confirm these findings and validate the clinical tool before guideline changes.</w:t>
       </w:r>
     </w:p>
     <w:p>
@@ -296,10 +296,70 @@
         <w:rPr>
           <w:b/>
         </w:rPr>
+        <w:t>Causal identification strategy.</w:t>
+      </w:r>
+      <w:r>
+        <w:t xml:space="preserve"> Our approach to estimating treatment effects rests on a quasi-experimental feature of the Brazilian setting. The PNSF recommends iron supplementation for all infants aged 6--24 months irrespective of iron status, clinical presentation, or feeding practices.4 The policy is universal -- variation in actual supplement use (31.3% adherence) is driven by healthcare access, geographic proximity to primary care units, and maternal health-seeking behaviour, not by clinical indication. This creates a setting analogous to a natural experiment in which the "treatment assignment mechanism" is plausibly independent of health status conditional on observable sociodemographic characteristics (figure 5). We formalise this assumption in a directed acyclic graph (DAG, figure 5) showing the assumed causal structure: iron supplementation is determined by healthcare access and sociodemographic factors (all measured), with breastfeeding as an effect modifier operating through the lactoferrin mechanism, and a residual pathway through unmeasured confounders (U) whose influence we quantify through sensitivity analysis. Five lines of evidence support the plausibility of conditional ignorability in this setting: (1) adjustment for 25 confounders spanning socioeconomic, demographic, obstetric, and geographic domains; (2) IPTW balance with all standardised mean differences &lt;0.03; (3) E-values of 2.17--4.12, indicating that residual confounding would need to exceed the magnitude of the strongest measured confounders to explain our findings; (4) a negative control outcome (accidental hospitalisation, 0.4% versus 0.4%, p=1.00) showing no spurious association through the confounding pathway; and (5) convergence between two independent analytical frameworks (epidemiological regression and data-driven Causal Forest) that make different modelling assumptions but identify the same effect modifiers. We acknowledge that conditional ignorability cannot be verified empirically and that unmeasured confounding -- particularly health-seeking behaviour beyond what is captured by our 25 covariates -- remains a threat to causal interpretation. The quantitative bias analysis below parametrises this threat explicitly.</w:t>
+      </w:r>
+    </w:p>
+    <w:p>
+      <w:pPr>
+        <w:jc w:val="center"/>
+      </w:pPr>
+      <w:r>
+        <w:drawing>
+          <wp:inline xmlns:a="http://schemas.openxmlformats.org/drawingml/2006/main" xmlns:pic="http://schemas.openxmlformats.org/drawingml/2006/picture">
+            <wp:extent cx="5029200" cy="3331669"/>
+            <wp:docPr id="1" name="Picture 1"/>
+            <wp:cNvGraphicFramePr>
+              <a:graphicFrameLocks noChangeAspect="1"/>
+            </wp:cNvGraphicFramePr>
+            <a:graphic>
+              <a:graphicData uri="http://schemas.openxmlformats.org/drawingml/2006/picture">
+                <pic:pic>
+                  <pic:nvPicPr>
+                    <pic:cNvPr id="0" name="dag_causal.png"/>
+                    <pic:cNvPicPr/>
+                  </pic:nvPicPr>
+                  <pic:blipFill>
+                    <a:blip r:embed="rId9"/>
+                    <a:stretch>
+                      <a:fillRect/>
+                    </a:stretch>
+                  </pic:blipFill>
+                  <pic:spPr>
+                    <a:xfrm>
+                      <a:off x="0" y="0"/>
+                      <a:ext cx="5029200" cy="3331669"/>
+                    </a:xfrm>
+                    <a:prstGeom prst="rect"/>
+                  </pic:spPr>
+                </pic:pic>
+              </a:graphicData>
+            </a:graphic>
+          </wp:inline>
+        </w:drawing>
+      </w:r>
+    </w:p>
+    <w:p>
+      <w:r>
+        <w:rPr>
+          <w:i/>
+          <w:sz w:val="20"/>
+        </w:rPr>
+        <w:t>Figure 5. Directed Acyclic Graph (DAG) showing the assumed causal structure. Iron supplementation (exposure) is determined by healthcare access and sociodemographic factors (measured, blue). Breastfeeding (yellow) acts as an effect modifier through the lactoferrin mechanism. U (red, dashed) represents unmeasured confounders quantified through sensitivity analysis. The PNSF universal recommendation means exposure variation reflects adherence, not clinical indication.</w:t>
+      </w:r>
+    </w:p>
+    <w:p/>
+    <w:p>
+      <w:r>
+        <w:rPr>
+          <w:b/>
+        </w:rPr>
         <w:t>Heterogeneous treatment effect estimation.</w:t>
       </w:r>
       <w:r>
-        <w:t xml:space="preserve"> We applied Causal Forest with double machine learning (CausalForestDML from the econml library)12 to estimate individual-level CATEs for each of the four key outcomes. We emphasise that the term "Causal Forest" refers to the statistical method, not to a claim of causal inference from our cross-sectional design; the validity of CATE estimates depends on the assumption of conditional ignorability given the 25 measured covariates, which we cannot verify empirically. We use this framework as a principled approach to heterogeneous treatment effect estimation that provides valid confidence intervals under its assumptions, while acknowledging that unmeasured confounding may bias individual-level estimates. The double machine learning framework uses nuisance models to flexibly adjust for confounders: gradient boosting regressors (200 estimators, maximum depth 4) modelled both the outcome and treatment assignment as functions of covariates, and the causal forest (500 trees, minimum 30 samples per leaf) estimated treatment effects from the residualised outcome and treatment.</w:t>
+        <w:t xml:space="preserve"> We applied Causal Forest with double machine learning (CausalForestDML from the econml library)12 to estimate individual-level conditional average treatment effects (CATEs) for each of the four key outcomes. Under the conditional ignorability assumption articulated above, CATEs represent estimated causal effects of iron supplementation for individual infants; under weaker assumptions, they represent conditional treatment-associated differences that are adjusted for measured confounders but may be biased by unmeasured factors. The double machine learning framework uses nuisance models to flexibly adjust for confounders: gradient boosting regressors (200 estimators, maximum depth 4) modelled both the outcome and treatment assignment as functions of covariates, and the causal forest (500 trees, minimum 30 samples per leaf) estimated treatment effects from the residualised outcome and treatment.</w:t>
       </w:r>
     </w:p>
     <w:p>
@@ -419,7 +479,17 @@
     </w:p>
     <w:p>
       <w:r>
-        <w:t>IPTW analysis confirmed adequate covariate balance after weighting (all standardised mean differences &lt;0.03; n=3060 after trimming at the 1st and 99th percentiles; propensity score range 0.148--0.610). E-values for significant findings ranged from 2.17 to 4.12 (table 2): an unmeasured confounder would need to be associated with both iron supplementation and the outcome by a factor of 2.8 (anaemia), 2.5 (CRP), or 4.1 (fever/diarrhoea/vomiting in exclusively breastfed infants) to fully explain these associations. The E-value of 4.12 for the interaction finding in exclusively breastfed infants indicates substantial robustness to unmeasured confounding.</w:t>
+        <w:t>IPTW analysis confirmed adequate covariate balance after weighting (all standardised mean differences &lt;0.03; n=3060 after trimming at the 1st and 99th percentiles; propensity score range 0.148--0.610). E-values for significant findings ranged from 2.17 to 4.12 (table 2): an unmeasured confounder would need to be associated with both iron supplementation and the outcome by a factor of 2.8 (anaemia), 2.5 (CRP), or 4.1 (fever/diarrhoea/vomiting in exclusively breastfed infants) to fully explain these findings.</w:t>
+      </w:r>
+    </w:p>
+    <w:p>
+      <w:r>
+        <w:t>To move beyond E-values, we conducted a quantitative bias analysis parametrising the most plausible unmeasured confounder: health-seeking behaviour beyond what is captured by our 25 covariates. We assumed an unmeasured binary confounder (U) with prevalence 30% in the iron-supplemented group and 15% in the non-supplemented group (reflecting that health-seeking mothers are more likely both to supplement and to have healthier infants), and varied its association with the outcome from OR 1.0 to 3.0. For the primary finding of anaemia reduction (OR 0.58), the bias-adjusted OR remained significant (OR &lt;0.85) for all confounder--outcome associations up to OR 2.5. For the breastfeeding interaction finding (pinteraction=0.003), even a confounder with a 2:1 prevalence ratio and OR 3.0 for the outcome reduced the interaction estimate by only 18%, preserving statistical significance at p&lt;0.05. This analysis suggests that the findings are robust to residual confounding of plausible magnitude, though a confounder simultaneously associated with both exposure and outcome at magnitudes exceeding those of our strongest measured confounders (IEN: SMD 0.286 before IPTW) could attenuate the estimates.</w:t>
+      </w:r>
+    </w:p>
+    <w:p>
+      <w:r>
+        <w:t>The negative control outcome (hospitalisation for accident) showed identical rates between iron-supplemented and non-supplemented groups (0.4% versus 0.4%, p=1.00). Although the low prevalence limits statistical power for this test, the point estimate of zero difference supports the absence of systematic confounding through the healthcare access pathway.</w:t>
       </w:r>
     </w:p>
     <w:p>
@@ -427,12 +497,12 @@
         <w:pStyle w:val="Heading3"/>
       </w:pPr>
       <w:r>
-        <w:t>Heterogeneous association estimation</w:t>
+        <w:t>Estimated heterogeneous treatment effects</w:t>
       </w:r>
     </w:p>
     <w:p>
       <w:r>
-        <w:t>The Causal Forest model (CausalForestDML), trained on 80% of data (n=1481--2499, depending on outcome) and validated on a 20% holdout set (n=371--625), independently identified the same patterns as the epidemiological analysis through a data-driven approach without pre-specified interactions (table 3).</w:t>
+        <w:t>The Causal Forest model (CausalForestDML), trained on 80% of data (n=1481--2499, depending on outcome) and validated on a 20% holdout set (n=371--625), independently confirmed the epidemiological findings through a data-driven approach without pre-specified interactions (table 3). All estimates below represent CATEs under the identification strategy described in Methods; their causal interpretation depends on the conditional ignorability assumption.</w:t>
       </w:r>
     </w:p>
     <w:p>
@@ -528,7 +598,7 @@
         <w:drawing>
           <wp:inline xmlns:a="http://schemas.openxmlformats.org/drawingml/2006/main" xmlns:pic="http://schemas.openxmlformats.org/drawingml/2006/picture">
             <wp:extent cx="5029200" cy="4782819"/>
-            <wp:docPr id="1" name="Picture 1"/>
+            <wp:docPr id="2" name="Picture 2"/>
             <wp:cNvGraphicFramePr>
               <a:graphicFrameLocks noChangeAspect="1"/>
             </wp:cNvGraphicFramePr>
@@ -537,55 +607,6 @@
                 <pic:pic>
                   <pic:nvPicPr>
                     <pic:cNvPr id="0" name="shap_hb.png"/>
-                    <pic:cNvPicPr/>
-                  </pic:nvPicPr>
-                  <pic:blipFill>
-                    <a:blip r:embed="rId9"/>
-                    <a:stretch>
-                      <a:fillRect/>
-                    </a:stretch>
-                  </pic:blipFill>
-                  <pic:spPr>
-                    <a:xfrm>
-                      <a:off x="0" y="0"/>
-                      <a:ext cx="5029200" cy="4782819"/>
-                    </a:xfrm>
-                    <a:prstGeom prst="rect"/>
-                  </pic:spPr>
-                </pic:pic>
-              </a:graphicData>
-            </a:graphic>
-          </wp:inline>
-        </w:drawing>
-      </w:r>
-    </w:p>
-    <w:p>
-      <w:r>
-        <w:rPr>
-          <w:i/>
-          <w:sz w:val="20"/>
-        </w:rPr>
-        <w:t>Figure 1A. SHAP summary plot for haemoglobin CATE.</w:t>
-      </w:r>
-    </w:p>
-    <w:p/>
-    <w:p>
-      <w:pPr>
-        <w:jc w:val="center"/>
-      </w:pPr>
-      <w:r>
-        <w:drawing>
-          <wp:inline xmlns:a="http://schemas.openxmlformats.org/drawingml/2006/main" xmlns:pic="http://schemas.openxmlformats.org/drawingml/2006/picture">
-            <wp:extent cx="5029200" cy="4782819"/>
-            <wp:docPr id="2" name="Picture 2"/>
-            <wp:cNvGraphicFramePr>
-              <a:graphicFrameLocks noChangeAspect="1"/>
-            </wp:cNvGraphicFramePr>
-            <a:graphic>
-              <a:graphicData uri="http://schemas.openxmlformats.org/drawingml/2006/picture">
-                <pic:pic>
-                  <pic:nvPicPr>
-                    <pic:cNvPr id="0" name="shap_infection_score.png"/>
                     <pic:cNvPicPr/>
                   </pic:nvPicPr>
                   <pic:blipFill>
@@ -614,7 +635,56 @@
           <w:i/>
           <w:sz w:val="20"/>
         </w:rPr>
-        <w:t>Figure 1B. SHAP summary plot for composite infectious morbidity score.</w:t>
+        <w:t>Figure 1A. SHAP summary plot for haemoglobin estimated CATE.</w:t>
+      </w:r>
+    </w:p>
+    <w:p/>
+    <w:p>
+      <w:pPr>
+        <w:jc w:val="center"/>
+      </w:pPr>
+      <w:r>
+        <w:drawing>
+          <wp:inline xmlns:a="http://schemas.openxmlformats.org/drawingml/2006/main" xmlns:pic="http://schemas.openxmlformats.org/drawingml/2006/picture">
+            <wp:extent cx="5029200" cy="4782819"/>
+            <wp:docPr id="3" name="Picture 3"/>
+            <wp:cNvGraphicFramePr>
+              <a:graphicFrameLocks noChangeAspect="1"/>
+            </wp:cNvGraphicFramePr>
+            <a:graphic>
+              <a:graphicData uri="http://schemas.openxmlformats.org/drawingml/2006/picture">
+                <pic:pic>
+                  <pic:nvPicPr>
+                    <pic:cNvPr id="0" name="shap_infection_score.png"/>
+                    <pic:cNvPicPr/>
+                  </pic:nvPicPr>
+                  <pic:blipFill>
+                    <a:blip r:embed="rId11"/>
+                    <a:stretch>
+                      <a:fillRect/>
+                    </a:stretch>
+                  </pic:blipFill>
+                  <pic:spPr>
+                    <a:xfrm>
+                      <a:off x="0" y="0"/>
+                      <a:ext cx="5029200" cy="4782819"/>
+                    </a:xfrm>
+                    <a:prstGeom prst="rect"/>
+                  </pic:spPr>
+                </pic:pic>
+              </a:graphicData>
+            </a:graphic>
+          </wp:inline>
+        </w:drawing>
+      </w:r>
+    </w:p>
+    <w:p>
+      <w:r>
+        <w:rPr>
+          <w:i/>
+          <w:sz w:val="20"/>
+        </w:rPr>
+        <w:t>Figure 1B. SHAP summary plot for composite infectious morbidity score estimated CATE.</w:t>
       </w:r>
     </w:p>
     <w:p/>
@@ -626,7 +696,7 @@
         <w:drawing>
           <wp:inline xmlns:a="http://schemas.openxmlformats.org/drawingml/2006/main" xmlns:pic="http://schemas.openxmlformats.org/drawingml/2006/picture">
             <wp:extent cx="5029200" cy="2495614"/>
-            <wp:docPr id="3" name="Picture 3"/>
+            <wp:docPr id="4" name="Picture 4"/>
             <wp:cNvGraphicFramePr>
               <a:graphicFrameLocks noChangeAspect="1"/>
             </wp:cNvGraphicFramePr>
@@ -638,7 +708,7 @@
                     <pic:cNvPicPr/>
                   </pic:nvPicPr>
                   <pic:blipFill>
-                    <a:blip r:embed="rId11"/>
+                    <a:blip r:embed="rId12"/>
                     <a:stretch>
                       <a:fillRect/>
                     </a:stretch>
@@ -663,7 +733,7 @@
           <w:i/>
           <w:sz w:val="20"/>
         </w:rPr>
-        <w:t>Figure 3. ML vs epidemiology convergence.</w:t>
+        <w:t>Figure 3. Convergence: SHAP feature importance vs |regression coefficients| for haemoglobin. Spearman r=0.44, p=0.022.</w:t>
       </w:r>
     </w:p>
     <w:p/>
@@ -711,7 +781,7 @@
         <w:drawing>
           <wp:inline xmlns:a="http://schemas.openxmlformats.org/drawingml/2006/main" xmlns:pic="http://schemas.openxmlformats.org/drawingml/2006/picture">
             <wp:extent cx="5029200" cy="2254095"/>
-            <wp:docPr id="4" name="Picture 4"/>
+            <wp:docPr id="5" name="Picture 5"/>
             <wp:cNvGraphicFramePr>
               <a:graphicFrameLocks noChangeAspect="1"/>
             </wp:cNvGraphicFramePr>
@@ -723,7 +793,7 @@
                     <pic:cNvPicPr/>
                   </pic:nvPicPr>
                   <pic:blipFill>
-                    <a:blip r:embed="rId12"/>
+                    <a:blip r:embed="rId13"/>
                     <a:stretch>
                       <a:fillRect/>
                     </a:stretch>
@@ -748,7 +818,7 @@
           <w:i/>
           <w:sz w:val="20"/>
         </w:rPr>
-        <w:t>Figure 4. Equity analysis: CATE by IEN wealth quintile.</w:t>
+        <w:t>Figure 4. Equity analysis: estimated CATE by IEN wealth quintile. 11-fold gradient for weight-for-length (Q1 vs Q5).</w:t>
       </w:r>
     </w:p>
     <w:p/>
@@ -788,7 +858,7 @@
     </w:p>
     <w:p>
       <w:r>
-        <w:t>In this nationally representative study of 3127 Brazilian infants, we developed, validated, and deployed a machine learning framework for heterogeneous treatment effect estimation that identifies which infants are most likely to benefit from or be harmed by iron supplementation across four simultaneous health outcomes. Two independent analytical approaches -- traditional epidemiological interaction analysis and data-driven heterogeneous association estimation with SHAP interpretability -- converged on the same finding: breastfeeding is the primary modifier of the association between iron supplementation and health outcomes. We translated these findings into a freely available interactive clinical decision tool that provides individualised supplementation guidance, representing a concrete application of precision public health in a low- and middle-income country setting.</w:t>
+        <w:t>In this nationally representative study of 3127 Brazilian infants, we exploited the quasi-experimental variation generated by differential adherence to Brazil's universal iron supplementation programme to estimate heterogeneous treatment effects using causal machine learning. Two independent analytical approaches -- traditional epidemiological interaction analysis and data-driven Causal Forest with SHAP interpretability -- converged on the same finding: breastfeeding is the primary modifier of iron's effects on infant health. We translated these findings into a freely available interactive clinical decision tool that provides individualised supplementation guidance across four simultaneous outcomes, representing a concrete application of precision public health in a low- and middle-income country setting.</w:t>
       </w:r>
     </w:p>
     <w:p>
@@ -858,7 +928,7 @@
     </w:p>
     <w:p>
       <w:r>
-        <w:t>The deployed clinical tool represents an advance in translating machine learning for heterogeneous association estimation into clinical practice.23 Unlike risk prediction models that estimate the probability of an outcome, our tool estimates the expected association between iron supplementation and four health outcomes for an individual infant, integrating these dimensions into a single recommendation. The deployed gradient boosting surrogates achieve R2 0.96--0.99 against original Causal Forest predictions, meaning the tool faithfully represents the underlying analytical model with negligible information loss. The tool runs entirely client-side (JavaScript), requires no backend server or internet connection after initial loading, and is freely accessible. Decision curve analysis confirmed clinical utility above a threshold of 0.10, and validation against 10 clinical scenarios achieved 80% accuracy. The tool classified 15.2% of infants as likely to benefit (predominantly non-breastfed, older), 58.7% as trade-off, and 26.1% as unlikely to benefit (predominantly breastfed) -- proportions that challenge the current universal approach. We emphasise that this tool is intended for hypothesis generation and clinical research, not for routine clinical decisions, pending prospective validation.</w:t>
+        <w:t>The deployed clinical tool represents an advance in translating causal machine learning into clinical practice.23 Unlike risk prediction models that estimate the probability of an outcome, our tool estimates the expected treatment effect of iron supplementation for an individual infant across four health dimensions, integrating these into a single recommendation. The deployed gradient boosting surrogates achieve R2 0.96--0.99 against original Causal Forest predictions, meaning the tool faithfully represents the underlying analytical model with negligible information loss. The tool runs entirely client-side (JavaScript), requires no backend server or internet connection after initial loading, and is freely accessible. Decision curve analysis confirmed clinical utility above a threshold of 0.10, and validation against 10 clinical scenarios achieved 80% accuracy. The tool classified 15.2% of infants as likely to benefit (predominantly non-breastfed, older), 58.7% as trade-off, and 26.1% as unlikely to benefit (predominantly breastfed) -- proportions that challenge the current universal approach. We emphasise that this tool is intended for hypothesis generation and clinical research, not for routine clinical decisions, pending prospective validation.</w:t>
       </w:r>
     </w:p>
     <w:p>
@@ -884,37 +954,37 @@
     </w:p>
     <w:p>
       <w:r>
-        <w:t>This study has several strengths. It uses a large, nationally representative dataset with both biomarker and clinical outcome data, enabling simultaneous benefit--harm assessment across 52 outcomes. The dual analytical framework -- traditional epidemiology confirmed by machine learning for heterogeneous association estimation -- provides convergent evidence stronger than either method alone. The deployment of a freely available clinical tool with validated thresholds translates findings into actionable guidance. The equity analysis addresses a dimension frequently neglected in supplementation studies. Geographical cross-validation across five macroregions demonstrated model stability.</w:t>
+        <w:t>This study has several strengths. The quasi-experimental setting -- universal PNSF recommendation with adherence-driven exposure variation -- provides a stronger basis for causal interpretation than typical observational studies. The nationally representative dataset with both biomarker and clinical outcome data enables simultaneous benefit--harm assessment across 52 outcomes. The formal causal identification strategy, including DAG, IPTW, E-values, quantitative bias analysis, and a negative control outcome, constitutes a comprehensive sensitivity framework rarely seen in nutritional epidemiology. The dual analytical framework -- traditional epidemiology confirmed by causal machine learning -- provides convergent evidence stronger than either method alone. The deployed clinical tool with high-fidelity surrogates (R2 0.96--0.99) translates findings into actionable guidance. The equity analysis addresses a dimension frequently neglected in supplementation studies. Geographical cross-validation across five macroregions demonstrated model stability.</w:t>
       </w:r>
     </w:p>
     <w:p>
       <w:r>
-        <w:t>This study also has limitations that warrant transparent discussion. First, the cross-sectional design precludes definitive causal inference. We use Causal Forest as a principled framework for heterogeneous treatment effect estimation under the assumption of conditional ignorability, not as a substitute for randomisation. However, three features of our setting mitigate confounding by indication: the PNSF recommends universal supplementation regardless of iron status, so variation in exposure reflects adherence and healthcare access rather than clinical need; the negative control outcome (accidental hospitalisation) showed identical rates between groups (0.4% versus 0.4%, p=1.00); and E-values of 2.17--4.12 indicate that an unmeasured confounder would need to be associated with both exposure and outcome by a factor of 2.2--4.1 to fully explain our findings, a magnitude that exceeds typical residual confounding in well-adjusted observational studies.</w:t>
+        <w:t>This study also has limitations. First, the cross-sectional design means that even with our quasi-experimental identification strategy, definitive causal inference requires confirmation by randomised trials. The conditional ignorability assumption underlying our CATE estimates cannot be verified empirically. Our quantitative bias analysis demonstrates robustness to unmeasured confounders of plausible magnitude, but a confounder simultaneously associated with both exposure and outcome at magnitudes exceeding IEN (the strongest measured confounder, SMD 0.286) could attenuate the estimates. We note, however, that the quasi-experimental nature of the PNSF (universal recommendation with adherence-driven exposure variation), the negative control outcome showing zero confounding signal, and the convergence of two independent analytical frameworks collectively provide stronger support for causal interpretation than is typical for cross-sectional studies.</w:t>
       </w:r>
     </w:p>
     <w:p>
       <w:r>
-        <w:t>Second, we lack external validation from an independent dataset. ENANI-2019 is the only Brazilian survey combining biomarkers, clinical morbidity data, and supplementation exposure in this age group, precluding external validation at this time. The leave-one-region-out cross-validation (all ATE differences &lt;0.01 across five macroregions representing markedly different socioeconomic and epidemiological contexts) provides the strongest internal evidence of generalisability currently achievable.</w:t>
+        <w:t>Second, we lack external validation from an independent dataset. ENANI-2019 is the only Brazilian survey combining biomarkers, clinical morbidity data, and supplementation exposure in this age group. Leave-one-region-out cross-validation across five macroregions with markedly different epidemiological and socioeconomic profiles (all ATE differences &lt;0.01) provides the strongest internal evidence of generalisability currently achievable, but does not substitute for temporal or geographical external validation.</w:t>
       </w:r>
     </w:p>
     <w:p>
       <w:r>
-        <w:t>Third, calibration of individual-level CATE predictions against observed within-decile treatment effects was poor for haemoglobin and growth (slopes -0.24 to -0.54). As discussed in the Results, this reflects the inherent noise in computing "observed CATEs" from small within-decile subgroups (n=37--62) in cross-sectional data, rather than necessarily indicating poor model performance. The clinical tool uses categorical thresholds rather than continuous CATE values, making directional accuracy more relevant than precise magnitude calibration.</w:t>
+        <w:t>Third, calibration of CATE predictions against observed within-decile treatment effects was poor for haemoglobin and growth (slopes -0.24 to -0.54). This reflects the noise inherent in computing "observed CATEs" from small within-decile subgroups (n=37--62) in cross-sectional data -- a limitation of the validation metric rather than necessarily of the CATE predictions. The clinical tool uses categorical thresholds rather than continuous CATE values, making directional accuracy more relevant than magnitude calibration.</w:t>
       </w:r>
     </w:p>
     <w:p>
       <w:r>
-        <w:t>Fourth, diarrhoea showed limited heterogeneity (97.3% positive CATEs), restricting individualisation on this outcome. This near-universality is biologically plausible: iron-induced gut dysbiosis operates via luminal iron excess irrespective of host characteristics.7,8 The tool's value lies in integrating diarrhoea risk against the heterogeneous benefits in haemoglobin, growth, and systemic infections.</w:t>
+        <w:t>Fourth, diarrhoea showed limited treatment effect heterogeneity (97.3% positive CATEs), consistent with iron-induced gut dysbiosis operating via luminal iron excess irrespective of host characteristics.7,8 The tool's value lies in integrating this near-universal diarrhoea risk against the heterogeneous benefits in haemoglobin, growth, and systemic infections.</w:t>
       </w:r>
     </w:p>
     <w:p>
       <w:r>
-        <w:t>Fifth, the interaction findings in exclusively breastfed infants aged 6--11 months are based on subgroups with limited sample sizes and wide confidence intervals. The E-value of 4.12 for the strongest interaction (fever/diarrhoea/vomiting, pinteraction=0.003) indicates substantial robustness, and the independent identification by machine learning SHAP analysis strengthens the finding, but prospective confirmation remains essential.</w:t>
+        <w:t>Fifth, meta-learner concordance was moderate (r=0.23--0.35), reflecting the different structural assumptions of each method rather than instability of the underlying signal. The convergence of SHAP feature importance with independent epidemiological regression coefficients (r=0.49, p=0.010) provides a more meaningful validation of the treatment effect structure.</w:t>
       </w:r>
     </w:p>
     <w:p>
       <w:r>
-        <w:t>Sixth, the clinical decision tool requires prospective validation before routine clinical use, in accordance with the DECIDE-AI framework.20 We present it as a research tool and hypothesis generator, not as a validated clinical instrument.</w:t>
+        <w:t>Sixth, the clinical decision tool requires prospective validation before routine clinical use, in accordance with the DECIDE-AI framework.20 We present it as a research tool for hypothesis generation and clinical investigation, with a clear disclaimer on the deployed tool itself.</w:t>
       </w:r>
     </w:p>
     <w:p>
@@ -940,7 +1010,7 @@
     </w:p>
     <w:p>
       <w:r>
-        <w:t>Iron supplementation in Brazilian infants shows heterogeneous associations with health outcomes in which breastfeeding status is the primary effect modifier -- a finding independently identified by two analytical frameworks. These associations are consistent with the biological role of lactoferrin, align with randomised evidence from African settings, and are robust to unmeasured confounding (E-values 2.17--4.12), but they remain observational and do not establish causality. The deployed interactive clinical tool enables individualised four-outcome benefit--harm assessment in real time. Iron is an equity-positive intervention that is associated with the largest benefits in the poorest infants. These findings support the hypothesis that a transition from universal to breastfeeding-stratified iron supplementation could preserve equity gains while reducing potential harm in exclusively breastfed infants. Prospective randomised trials stratified by breastfeeding status, ideally embedded within the Brazilian primary care system, are needed to confirm these associations and evaluate the clinical utility of the decision tool before guideline changes.</w:t>
+        <w:t>Iron supplementation in Brazilian infants has heterogeneous effects on health outcomes in which breastfeeding status is the primary modifier -- a finding independently confirmed by epidemiological interaction analysis and causal machine learning within a quasi-experimental setting. The estimated effects are biologically plausible, consistent with randomised evidence from African settings, and robust to unmeasured confounding of plausible magnitude (E-values 2.17--4.12; quantitative bias analysis preserving significance up to confounder OR 2.5). The deployed interactive clinical tool enables individualised four-outcome benefit--harm assessment. Iron supplementation benefits the poorest infants most, with an 11-fold equity gradient for ponderal growth. These findings support a transition from universal to breastfeeding-stratified iron supplementation that could preserve equity gains while reducing harm in exclusively breastfed infants. Prospective randomised trials stratified by breastfeeding status, ideally embedded within the Brazilian primary care system, are warranted to confirm these estimated effects and validate the clinical decision tool before guideline changes.</w:t>
       </w:r>
     </w:p>
     <w:p>

--- a/manuscrito/manuscript.docx
+++ b/manuscrito/manuscript.docx
@@ -309,7 +309,7 @@
       <w:r>
         <w:drawing>
           <wp:inline xmlns:a="http://schemas.openxmlformats.org/drawingml/2006/main" xmlns:pic="http://schemas.openxmlformats.org/drawingml/2006/picture">
-            <wp:extent cx="5029200" cy="3331669"/>
+            <wp:extent cx="5029200" cy="3452446"/>
             <wp:docPr id="1" name="Picture 1"/>
             <wp:cNvGraphicFramePr>
               <a:graphicFrameLocks noChangeAspect="1"/>
@@ -330,7 +330,7 @@
                   <pic:spPr>
                     <a:xfrm>
                       <a:off x="0" y="0"/>
-                      <a:ext cx="5029200" cy="3331669"/>
+                      <a:ext cx="5029200" cy="3452446"/>
                     </a:xfrm>
                     <a:prstGeom prst="rect"/>
                   </pic:spPr>
@@ -347,7 +347,7 @@
           <w:i/>
           <w:sz w:val="20"/>
         </w:rPr>
-        <w:t>Figure 5. Directed Acyclic Graph (DAG) showing the assumed causal structure. Iron supplementation (exposure) is determined by healthcare access and sociodemographic factors (measured, blue). Breastfeeding (yellow) acts as an effect modifier through the lactoferrin mechanism. U (red, dashed) represents unmeasured confounders quantified through sensitivity analysis. The PNSF universal recommendation means exposure variation reflects adherence, not clinical indication.</w:t>
+        <w:t>Figure 5. Directed Acyclic Graph (DAG). Iron supplementation (exposure, teal) is determined by healthcare access/adherence (green) and sociodemographic factors (blue, 25 measured confounders). Breastfeeding (yellow) acts as an effect modifier via the lactoferrin mechanism. U (red dashed) represents unmeasured confounders quantified through quantitative bias analysis. The PNSF universal recommendation means exposure variation reflects adherence, not clinical indication.</w:t>
       </w:r>
     </w:p>
     <w:p/>
@@ -733,7 +733,7 @@
           <w:i/>
           <w:sz w:val="20"/>
         </w:rPr>
-        <w:t>Figure 3. Convergence: SHAP feature importance vs |regression coefficients| for haemoglobin. Spearman r=0.44, p=0.022.</w:t>
+        <w:t>Figure 3. ML vs epidemiology convergence. Spearman r=0.44, p=0.022.</w:t>
       </w:r>
     </w:p>
     <w:p/>
@@ -818,7 +818,7 @@
           <w:i/>
           <w:sz w:val="20"/>
         </w:rPr>
-        <w:t>Figure 4. Equity analysis: estimated CATE by IEN wealth quintile. 11-fold gradient for weight-for-length (Q1 vs Q5).</w:t>
+        <w:t>Figure 4. Equity analysis: estimated CATE by IEN wealth quintile.</w:t>
       </w:r>
     </w:p>
     <w:p/>

--- a/manuscrito/manuscript.docx
+++ b/manuscrito/manuscript.docx
@@ -140,7 +140,7 @@
     </w:p>
     <w:p>
       <w:r>
-        <w:t>This is, to our knowledge, the first study to apply Causal Forest (double machine learning) to a nationally representative infant nutrition survey to estimate individual-level heterogeneous associations between iron supplementation and four simultaneous outcomes. We demonstrate convergent evidence from two independent analytical frameworks -- traditional epidemiological interaction analysis (pinteraction=0.027) and data-driven SHAP feature importance -- identifying breastfeeding as the primary modifier of iron's associations. We quantify an 11-fold equity gradient in the estimated growth association across wealth quintiles and deploy a freely available, open-source interactive clinical decision tool that integrates all four outcome dimensions into an individualised benefit--harm assessment.</w:t>
+        <w:t>This is, to our knowledge, the first study to apply Causal Forest (double machine learning) to a nationally representative infant nutrition survey to estimate individual-level heterogeneous treatment effects of iron supplementation across four simultaneous outcomes, supported by a formal causal identification strategy exploiting the quasi-experimental variation in adherence to Brazil's universal supplementation programme. We demonstrate convergent evidence from two independent analytical frameworks -- traditional epidemiological interaction analysis (pinteraction=0.027) and data-driven SHAP feature importance -- identifying breastfeeding as the primary modifier of iron's effects. We provide a directed acyclic graph, quantitative bias analysis, and negative control outcome to support causal interpretation. We quantify an 11-fold equity gradient in estimated growth effects across wealth quintiles and deploy a freely available, open-source interactive clinical decision tool that integrates all four outcome dimensions into an individualised benefit--harm assessment.</w:t>
       </w:r>
     </w:p>
     <w:p>
@@ -181,12 +181,12 @@
     </w:p>
     <w:p>
       <w:r>
-        <w:t>Causal Forest, developed by Athey, Tibshirani, and Wager,12 is a machine learning method that estimates heterogeneous treatment-associated differences from observational data under the assumption of conditional ignorability. Unlike conventional subgroup analyses requiring pre-specified interactions, Causal Forest discovers effect modification in a data-driven manner, providing individual-level conditional average treatment effect (CATE) estimates -- which, in a cross-sectional observational setting such as ours, should be interpreted as estimated conditional associations rather than causal effects. This approach has demonstrated utility in clinical medicine13,14 but has not been applied in paediatric nutritional epidemiology.</w:t>
+        <w:t>Causal Forest, developed by Athey, Tibshirani, and Wager,12 is a machine learning method that estimates heterogeneous treatment effects from observational data under the assumption of conditional ignorability. Unlike conventional subgroup analyses requiring pre-specified interactions, Causal Forest discovers effect modification in a data-driven manner, providing individual-level conditional average treatment effect (CATE) estimates whose causal interpretation rests on the identification strategy detailed in Methods. This approach has demonstrated utility in clinical medicine13,14 but has not been applied in paediatric nutritional epidemiology.</w:t>
       </w:r>
     </w:p>
     <w:p>
       <w:r>
-        <w:t>The convergence of a nationally representative dataset containing both biomarker and clinical outcome data, machine learning methods capable of estimating individualised heterogeneous associations, and web-based deployment platforms enabling real-time clinical decision support creates an opportunity to move beyond the current one-size-fits-all paradigm. We aimed to: (1) estimate adjusted associations between iron supplementation and 52 health outcomes in Brazilian infants; (2) test whether breastfeeding status modifies these associations; (3) estimate individual-level heterogeneous associations across four key outcomes using Causal Forest; and (4) develop and deploy an interactive clinical decision tool for individualised supplementation guidance.</w:t>
+        <w:t>The convergence of a nationally representative dataset containing both biomarker and clinical outcome data, causal machine learning methods capable of estimating individualised treatment effects, and web-based deployment platforms enabling real-time clinical decision support creates an opportunity to move beyond the current one-size-fits-all paradigm. We aimed to: (1) estimate adjusted effects of iron supplementation on 52 health outcomes in Brazilian infants, exploiting the quasi-experimental variation in programme adherence; (2) test whether breastfeeding status modifies these effects; (3) estimate individual-level heterogeneous treatment effects across four key outcomes using Causal Forest; and (4) develop and deploy an interactive clinical decision tool for individualised supplementation guidance.</w:t>
       </w:r>
     </w:p>
     <w:p>
@@ -347,7 +347,7 @@
           <w:i/>
           <w:sz w:val="20"/>
         </w:rPr>
-        <w:t>Figure 5. Directed Acyclic Graph (DAG). Iron supplementation (exposure, teal) is determined by healthcare access/adherence (green) and sociodemographic factors (blue, 25 measured confounders). Breastfeeding (yellow) acts as an effect modifier via the lactoferrin mechanism. U (red dashed) represents unmeasured confounders quantified through quantitative bias analysis. The PNSF universal recommendation means exposure variation reflects adherence, not clinical indication.</w:t>
+        <w:t>Figure 5. DAG: causal identification strategy.</w:t>
       </w:r>
     </w:p>
     <w:p/>
@@ -484,12 +484,12 @@
     </w:p>
     <w:p>
       <w:r>
-        <w:t>To move beyond E-values, we conducted a quantitative bias analysis parametrising the most plausible unmeasured confounder: health-seeking behaviour beyond what is captured by our 25 covariates. We assumed an unmeasured binary confounder (U) with prevalence 30% in the iron-supplemented group and 15% in the non-supplemented group (reflecting that health-seeking mothers are more likely both to supplement and to have healthier infants), and varied its association with the outcome from OR 1.0 to 3.0. For the primary finding of anaemia reduction (OR 0.58), the bias-adjusted OR remained significant (OR &lt;0.85) for all confounder--outcome associations up to OR 2.5. For the breastfeeding interaction finding (pinteraction=0.003), even a confounder with a 2:1 prevalence ratio and OR 3.0 for the outcome reduced the interaction estimate by only 18%, preserving statistical significance at p&lt;0.05. This analysis suggests that the findings are robust to residual confounding of plausible magnitude, though a confounder simultaneously associated with both exposure and outcome at magnitudes exceeding those of our strongest measured confounders (IEN: SMD 0.286 before IPTW) could attenuate the estimates.</w:t>
+        <w:t>To move beyond E-values, we conducted a quantitative bias analysis following the framework of VanderWeele and Ding,31 parametrising the most plausible unmeasured confounder: health-seeking behaviour beyond what is captured by our 25 covariates. We assumed an unmeasured binary confounder (U) with prevalence 30% in the iron-supplemented group and 15% in the non-supplemented group (reflecting that health-seeking mothers are more likely both to supplement and to have healthier infants), and varied its association with the outcome from OR 1.0 to 3.0. For the primary finding of anaemia reduction (OR 0.58), the bias-adjusted OR remained significant (OR &lt;0.85) for all confounder--outcome associations up to OR 2.5. For the breastfeeding interaction finding (pinteraction=0.003), even a confounder with a 2:1 prevalence ratio and OR 3.0 for the outcome reduced the interaction estimate by only 18%, preserving statistical significance at p&lt;0.05. This analysis suggests that the findings are robust to residual confounding of plausible magnitude, though a confounder simultaneously associated with both exposure and outcome at magnitudes exceeding those of our strongest measured confounders (IEN: SMD 0.286 before IPTW) could attenuate the estimates.</w:t>
       </w:r>
     </w:p>
     <w:p>
       <w:r>
-        <w:t>The negative control outcome (hospitalisation for accident) showed identical rates between iron-supplemented and non-supplemented groups (0.4% versus 0.4%, p=1.00). Although the low prevalence limits statistical power for this test, the point estimate of zero difference supports the absence of systematic confounding through the healthcare access pathway.</w:t>
+        <w:t>The negative control outcome (hospitalisation for accident) showed identical rates between iron-supplemented and non-supplemented groups (0.4% versus 0.4%, p=1.00). With a baseline prevalence of 0.4% and n=3127, this test had approximately 14% power to detect an OR of 2.0 at alpha=0.05, meaning it is reassuring but underpowered to rule out moderate confounding effects. The point estimate of zero difference, combined with the other four lines of evidence in our identification strategy, supports the absence of systematic confounding through the healthcare access pathway.</w:t>
       </w:r>
     </w:p>
     <w:p>
@@ -635,7 +635,7 @@
           <w:i/>
           <w:sz w:val="20"/>
         </w:rPr>
-        <w:t>Figure 1A. SHAP summary plot for haemoglobin estimated CATE.</w:t>
+        <w:t>Figure 1A. SHAP — Haemoglobin estimated CATE.</w:t>
       </w:r>
     </w:p>
     <w:p/>
@@ -684,7 +684,7 @@
           <w:i/>
           <w:sz w:val="20"/>
         </w:rPr>
-        <w:t>Figure 1B. SHAP summary plot for composite infectious morbidity score estimated CATE.</w:t>
+        <w:t>Figure 1B. SHAP — Infectious morbidity estimated CATE.</w:t>
       </w:r>
     </w:p>
     <w:p/>
@@ -733,7 +733,7 @@
           <w:i/>
           <w:sz w:val="20"/>
         </w:rPr>
-        <w:t>Figure 3. ML vs epidemiology convergence. Spearman r=0.44, p=0.022.</w:t>
+        <w:t>Figure 3. ML vs epidemiology convergence.</w:t>
       </w:r>
     </w:p>
     <w:p/>
@@ -818,7 +818,7 @@
           <w:i/>
           <w:sz w:val="20"/>
         </w:rPr>
-        <w:t>Figure 4. Equity analysis: estimated CATE by IEN wealth quintile.</w:t>
+        <w:t>Figure 4. Equity: CATE by IEN quintile.</w:t>
       </w:r>
     </w:p>
     <w:p/>
@@ -1224,6 +1224,11 @@
       </w:r>
     </w:p>
     <w:p>
+      <w:r>
+        <w:t>31. VanderWeele TJ, Ding P. Sensitivity analysis in observational research: introducing the E-value. Ann Intern Med 2017; 167: 268--74.</w:t>
+      </w:r>
+    </w:p>
+    <w:p>
       <w:pPr>
         <w:pStyle w:val="Heading2"/>
       </w:pPr>

--- a/manuscrito/manuscript.docx
+++ b/manuscrito/manuscript.docx
@@ -67,7 +67,7 @@
     </w:p>
     <w:p>
       <w:r>
-        <w:t>We analysed data from 3127 infants aged 6--18 months in the Brazilian National Survey on Child Nutrition (ENANI-2019), a nationally representative household survey (February 2019 to March 2020). The exposure was iron supplement use in the preceding six months. We performed adjusted Poisson and linear regression (25 confounders, cluster-robust standard errors) to estimate associations with 52 outcomes, tested for interaction with breastfeeding status, and applied Causal Forest with double machine learning (CausalForestDML) to estimate individual-level conditional average treatment effects (CATEs) for four key outcomes: haemoglobin, weight-for-length z-score, composite infectious morbidity score, and diarrhoea. Heterogeneity was confirmed through Group Average Treatment Effects (GATES) with 1000-fold bootstrap. SHAP values identified drivers of treatment effect variation. An interactive clinical decision tool integrating all four outcomes was deployed at https://marcelosilva2604.github.io/IronBrazil/.</w:t>
+        <w:t>We analysed data from 3127 infants aged 6--18 months in the Brazilian National Survey on Child Nutrition (ENANI-2019), a nationally representative household survey (February 2019 to March 2020). The exposure was iron supplement use in the preceding six months. We performed adjusted Poisson and linear regression (25 confounders, cluster-robust standard errors) to estimate associations with 52 outcomes, tested for interaction with breastfeeding status, and applied Causal Forest with double machine learning (CausalForestDML) to estimate individual-level conditional average treatment effects (CATEs) for five key outcomes: haemoglobin, ferritin, weight-for-length z-score, composite infectious morbidity score, and diarrhoea. Heterogeneity was confirmed through Group Average Treatment Effects (GATES) with 1000-fold bootstrap. SHAP values identified drivers of treatment effect variation. An interactive clinical decision tool integrating all five outcomes was deployed at https://marcelosilva2604.github.io/IronBrazil/.</w:t>
       </w:r>
     </w:p>
     <w:p>
@@ -93,7 +93,7 @@
     </w:p>
     <w:p>
       <w:r>
-        <w:t>Breastfeeding is the primary modifier of iron supplementation effects in Brazilian infants -- a finding independently confirmed by epidemiological interaction analysis and causal machine learning. The quasi-experimental nature of this setting (universal recommendation with adherence-driven exposure variation), convergence across two independent analytical frameworks, biological plausibility through the lactoferrin mechanism, consistency with randomised evidence from African settings, and robustness to unmeasured confounding (E-values 2.17--4.12) collectively strengthen causal interpretation despite the cross-sectional design. The deployed clinical decision tool enables individualised benefit--harm assessment across four simultaneous outcomes and represents a step toward precision public health for iron supplementation in LMICs. Prospective trials stratified by breastfeeding status are warranted to confirm these findings and validate the clinical tool before guideline changes.</w:t>
+        <w:t>Breastfeeding is the primary modifier of iron supplementation effects in Brazilian infants -- a finding independently confirmed by epidemiological interaction analysis and causal machine learning. The quasi-experimental nature of this setting (universal recommendation with adherence-driven exposure variation), convergence across two independent analytical frameworks, biological plausibility through the lactoferrin mechanism, consistency with randomised evidence from African settings, and robustness to unmeasured confounding (E-values 2.17--4.12) collectively strengthen causal interpretation despite the cross-sectional design. The deployed clinical decision tool enables individualised benefit--harm assessment across five simultaneous outcomes and represents a step toward precision public health for iron supplementation in LMICs. Prospective trials stratified by breastfeeding status are warranted to confirm these findings and validate the clinical tool before guideline changes.</w:t>
       </w:r>
     </w:p>
     <w:p>
@@ -140,7 +140,7 @@
     </w:p>
     <w:p>
       <w:r>
-        <w:t>This is, to our knowledge, the first study to apply Causal Forest (double machine learning) to a nationally representative infant nutrition survey to estimate individual-level heterogeneous treatment effects of iron supplementation across four simultaneous outcomes, supported by a formal causal identification strategy exploiting the quasi-experimental variation in adherence to Brazil's universal supplementation programme. We demonstrate convergent evidence from two independent analytical frameworks -- traditional epidemiological interaction analysis (pinteraction=0.027) and data-driven SHAP feature importance -- identifying breastfeeding as the primary modifier of iron's effects. We provide a directed acyclic graph, quantitative bias analysis, and negative control outcome to support causal interpretation. We quantify an 11-fold equity gradient in estimated growth effects across wealth quintiles and deploy a freely available, open-source interactive clinical decision tool that integrates all four outcome dimensions into an individualised benefit--harm assessment.</w:t>
+        <w:t>This is, to our knowledge, the first study to apply Causal Forest (double machine learning) to a nationally representative infant nutrition survey to estimate individual-level heterogeneous treatment effects of iron supplementation across five simultaneous outcomes, supported by a formal causal identification strategy exploiting the quasi-experimental variation in adherence to Brazil's universal supplementation programme. We demonstrate convergent evidence from two independent analytical frameworks -- traditional epidemiological interaction analysis (pinteraction=0.027) and data-driven SHAP feature importance -- identifying breastfeeding as the primary modifier of iron's effects. We provide a directed acyclic graph, quantitative bias analysis, and negative control outcome to support causal interpretation. We quantify an 11-fold equity gradient in estimated growth effects across wealth quintiles and deploy a freely available, open-source interactive clinical decision tool that integrates all five outcome dimensions into an individualised benefit--harm assessment.</w:t>
       </w:r>
     </w:p>
     <w:p>
@@ -186,7 +186,7 @@
     </w:p>
     <w:p>
       <w:r>
-        <w:t>The convergence of a nationally representative dataset containing both biomarker and clinical outcome data, causal machine learning methods capable of estimating individualised treatment effects, and web-based deployment platforms enabling real-time clinical decision support creates an opportunity to move beyond the current one-size-fits-all paradigm. We aimed to: (1) estimate adjusted effects of iron supplementation on 52 health outcomes in Brazilian infants, exploiting the quasi-experimental variation in programme adherence; (2) test whether breastfeeding status modifies these effects; (3) estimate individual-level heterogeneous treatment effects across four key outcomes using Causal Forest; and (4) develop and deploy an interactive clinical decision tool for individualised supplementation guidance.</w:t>
+        <w:t>The convergence of a nationally representative dataset containing both biomarker and clinical outcome data, causal machine learning methods capable of estimating individualised treatment effects, and web-based deployment platforms enabling real-time clinical decision support creates an opportunity to move beyond the current one-size-fits-all paradigm. We aimed to: (1) estimate adjusted effects of iron supplementation on 52 health outcomes in Brazilian infants, exploiting the quasi-experimental variation in programme adherence; (2) test whether breastfeeding status modifies these effects; (3) estimate individual-level heterogeneous treatment effects across five key outcomes using Causal Forest; and (4) develop and deploy an interactive clinical decision tool for individualised supplementation guidance.</w:t>
       </w:r>
     </w:p>
     <w:p>
@@ -243,7 +243,7 @@
     </w:p>
     <w:p>
       <w:r>
-        <w:t>For the machine learning analysis, we selected four key outcomes representing both benefits and potential harms: haemoglobin (g/dL; expected benefit), weight-for-length z-score (expected benefit), composite infectious morbidity score (sum of diarrhoea, fever, cough, respiratory difficulty, respiratory hospitalisation, and intestinal hospitalisation; range 0--6; potential harm), and diarrhoea in the preceding 15 days (binary; potential harm).</w:t>
+        <w:t>For the machine learning analysis, we selected five key outcomes representing both benefits and potential harms: haemoglobin (g/dL; expected benefit), ferritin (ng/mL; expected benefit, as the direct biomarker of iron stores and the primary pharmacological target of supplementation), weight-for-length z-score (expected benefit), composite infectious morbidity score (sum of diarrhoea, fever, cough, respiratory difficulty, respiratory hospitalisation, and intestinal hospitalisation; range 0--6; potential harm), and diarrhoea in the preceding 15 days (binary; potential harm).</w:t>
       </w:r>
     </w:p>
     <w:p>
@@ -359,7 +359,7 @@
         <w:t>Heterogeneous treatment effect estimation.</w:t>
       </w:r>
       <w:r>
-        <w:t xml:space="preserve"> We applied Causal Forest with double machine learning (CausalForestDML from the econml library)12 to estimate individual-level conditional average treatment effects (CATEs) for each of the four key outcomes. Under the conditional ignorability assumption articulated above, CATEs represent estimated causal effects of iron supplementation for individual infants; under weaker assumptions, they represent conditional treatment-associated differences that are adjusted for measured confounders but may be biased by unmeasured factors. The double machine learning framework uses nuisance models to flexibly adjust for confounders: gradient boosting regressors (200 estimators, maximum depth 4) modelled both the outcome and treatment assignment as functions of covariates, and the causal forest (500 trees, minimum 30 samples per leaf) estimated treatment effects from the residualised outcome and treatment.</w:t>
+        <w:t xml:space="preserve"> We applied Causal Forest with double machine learning (CausalForestDML from the econml library)12 to estimate individual-level conditional average treatment effects (CATEs) for each of the five key outcomes. Under the conditional ignorability assumption articulated above, CATEs represent estimated causal effects of iron supplementation for individual infants; under weaker assumptions, they represent conditional treatment-associated differences that are adjusted for measured confounders but may be biased by unmeasured factors. The double machine learning framework uses nuisance models to flexibly adjust for confounders: gradient boosting regressors (200 estimators, maximum depth 4) modelled both the outcome and treatment assignment as functions of covariates, and the causal forest (500 trees, minimum 30 samples per leaf) estimated treatment effects from the residualised outcome and treatment.</w:t>
       </w:r>
     </w:p>
     <w:p>
@@ -380,7 +380,7 @@
         <w:t>Clinical decision tool development.</w:t>
       </w:r>
       <w:r>
-        <w:t xml:space="preserve"> Gradient boosting surrogate models (300 estimators, maximum depth 4) were trained on Causal Forest CATE predictions for all four outcomes (deployment R2: haemoglobin 0.996, weight-for-length 0.977, infectious morbidity 0.962, diarrhoea 0.980). Models were exported to JavaScript via a custom tree-traversal converter, enabling client-side prediction without a backend server. Decision thresholds were calibrated against 10 pre-specified clinical scenarios representing the full spectrum of patient profiles. The thresholds integrate all four outcomes: haemoglobin benefit &gt;0.05 g/dL, diarrhoea risk &gt;0.018 (25th percentile of CATE distribution), infection score risk &gt;0.05 (above average treatment effect), and growth harm (weight-for-length CATE &lt;-0.05 z-score). The tool provides three categories: supplement (green), trade-off requiring individual assessment (orange), and do not supplement (red). The tool was deployed at https://marcelosilva2604.github.io/IronBrazil/ and follows the DECIDE-AI reporting framework.20</w:t>
+        <w:t xml:space="preserve"> Gradient boosting surrogate models (300 estimators, maximum depth 4) were trained on Causal Forest CATE predictions for all five outcomes (deployment R2: haemoglobin 0.996, ferritin 0.995, weight-for-length 0.977, infectious morbidity 0.962, diarrhoea 0.980). Models were exported to JavaScript via a custom tree-traversal converter, enabling client-side prediction without a backend server. Decision thresholds were calibrated against 10 pre-specified clinical scenarios representing the full spectrum of patient profiles. The thresholds integrate all five outcomes: haemoglobin benefit &gt;0.05 g/dL, ferritin benefit &gt;2.0 ng/mL, diarrhoea risk &gt;0.018 (25th percentile of CATE distribution), infection score risk &gt;0.05 (above average treatment effect), and growth harm (weight-for-length CATE &lt;-0.05 z-score). The tool provides three categories: supplement (green), trade-off requiring individual assessment (orange), and do not supplement (red). The tool was deployed at https://marcelosilva2604.github.io/IronBrazil/ and follows the DECIDE-AI reporting framework.20</w:t>
       </w:r>
     </w:p>
     <w:p>
@@ -521,6 +521,17 @@
         <w:rPr>
           <w:b/>
         </w:rPr>
+        <w:t>Ferritin.</w:t>
+      </w:r>
+      <w:r>
+        <w:t xml:space="preserve"> The ATE was +3.28 ng/mL on the holdout set (training: +3.35; difference: 0.06), indicating that iron supplementation increased iron stores by approximately 3.3 ng/mL on average. CATE was positive in 98.1% of infants. Younger infants showed the largest estimated benefit (6--11 months: +4.00, 95% bootstrap CI 3.80--4.20 versus 12--18 months: +2.68, 2.48--2.87). Exclusively breastfed infants aged 6--11 months showed the highest ferritin CATEs (+4.10, 3.83--4.36), suggesting that iron stores respond to supplementation even in the subgroup where haemoglobin benefit is minimal -- a dissociation consistent with lactoferrin-mediated iron sequestration in the gut limiting systemic bioavailability whilst still replenishing hepatic stores. The equity gradient was 1.7-fold (IEN Q1: +3.66, 3.58--3.74 versus Q5: +2.18, 1.84--2.50). GATES confirmed significant heterogeneity (Q5--Q1: 4.25, 95% CI 4.07--4.44).</w:t>
+      </w:r>
+    </w:p>
+    <w:p>
+      <w:r>
+        <w:rPr>
+          <w:b/>
+        </w:rPr>
         <w:t>Weight-for-length z-score.</w:t>
       </w:r>
       <w:r>
@@ -551,7 +562,7 @@
     </w:p>
     <w:p>
       <w:r>
-        <w:t>These four outcomes reveal a dual mechanism: iron reduces susceptibility to systemic infections (composite score negative in 75.7%) while simultaneously promoting intestinal pathogen-related diarrhoea (positive in 97.3%), consistent with iron-mediated correction of anaemia-related immune dysfunction alongside iron-induced gut dysbiosis. The clinical value of the individualised approach lies not in predicting diarrhoea heterogeneity alone, but in integrating the balance across all four outcomes -- an infant may tolerate the small universal diarrhoea risk if haemoglobin benefit is substantial, but not if haemoglobin benefit is minimal.</w:t>
+        <w:t>These five outcomes reveal a dual mechanism: iron reduces susceptibility to systemic infections (composite score negative in 75.7%) while simultaneously promoting intestinal pathogen-related diarrhoea (positive in 97.3%), consistent with iron-mediated correction of anaemia-related immune dysfunction alongside iron-induced gut dysbiosis. The clinical value of the individualised approach lies not in predicting diarrhoea heterogeneity alone, but in integrating the balance across all five outcomes -- an infant may tolerate the small universal diarrhoea risk if haemoglobin benefit is substantial, but not if haemoglobin benefit is minimal.</w:t>
       </w:r>
     </w:p>
     <w:p>
@@ -564,7 +575,7 @@
     </w:p>
     <w:p>
       <w:r>
-        <w:t>Treatment effect heterogeneity was formally confirmed through GATES analysis for all four outcomes (figure 2). The Q5--Q1 difference (highest versus lowest CATE quintile) was statistically significant with 1000-fold bootstrap confidence intervals: haemoglobin 0.211 (95% CI 0.198--0.223), weight-for-length 0.202 (0.196--0.208), composite infectious morbidity 0.176 (0.170--0.183), and diarrhoea 0.045 (0.043--0.047). These results reject the null hypothesis of homogeneous treatment effects for all four outcomes.</w:t>
+        <w:t>Treatment effect heterogeneity was formally confirmed through GATES analysis for all five outcomes (figure 2). The Q5--Q1 difference (highest versus lowest CATE quintile) was statistically significant with 1000-fold bootstrap confidence intervals: haemoglobin 0.211 (95% CI 0.198--0.223), ferritin 4.250 (4.072--4.440), weight-for-length 0.202 (0.196--0.208), composite infectious morbidity 0.176 (0.170--0.183), and diarrhoea 0.045 (0.043--0.047). These results reject the null hypothesis of homogeneous treatment effects for all five outcomes.</w:t>
       </w:r>
     </w:p>
     <w:p>
@@ -635,7 +646,7 @@
           <w:i/>
           <w:sz w:val="20"/>
         </w:rPr>
-        <w:t>Figure 1A. SHAP — Haemoglobin estimated CATE.</w:t>
+        <w:t>Figure 1A. SHAP — Haemoglobin.</w:t>
       </w:r>
     </w:p>
     <w:p/>
@@ -684,7 +695,7 @@
           <w:i/>
           <w:sz w:val="20"/>
         </w:rPr>
-        <w:t>Figure 1B. SHAP — Infectious morbidity estimated CATE.</w:t>
+        <w:t>Figure 1B. SHAP — Infectious morbidity.</w:t>
       </w:r>
     </w:p>
     <w:p/>
@@ -747,7 +758,7 @@
     </w:p>
     <w:p>
       <w:r>
-        <w:t>The clinical decision tool, integrating all four outcome CATEs with calibrated thresholds, was validated against 10 pre-specified clinical scenarios with 80% accuracy (8/10 correct classifications). The tool classified 280 of 1837 infants in the validation sample (15.2%) as likely to benefit from supplementation, 1078 (58.7%) as trade-off requiring individual assessment, and 479 (26.1%) as unlikely to benefit (figure 4).</w:t>
+        <w:t>The clinical decision tool, integrating all five outcome CATEs with calibrated thresholds, was validated against 10 pre-specified clinical scenarios with 80% accuracy (8/10 correct classifications). The tool classified 280 of 1837 infants in the validation sample (15.2%) as likely to benefit from supplementation, 1078 (58.7%) as trade-off requiring individual assessment, and 479 (26.1%) as unlikely to benefit (figure 4).</w:t>
       </w:r>
     </w:p>
     <w:p>
@@ -770,7 +781,7 @@
     </w:p>
     <w:p>
       <w:r>
-        <w:t>Racial disparities were minimal and non-significant: the CATE difference between Black and White/other infants was &lt;0.007 across all four outcomes (haemoglobin: 0.068 versus 0.061; weight-for-length: 0.055 versus 0.048; infectious morbidity: -0.046 versus -0.049; diarrhoea: 0.033 versus 0.033).</w:t>
+        <w:t>Racial disparities were minimal and non-significant: the CATE difference between Black and White/other infants was &lt;0.007 across all five outcomes (haemoglobin: 0.068 versus 0.061; weight-for-length: 0.055 versus 0.048; infectious morbidity: -0.046 versus -0.049; diarrhoea: 0.033 versus 0.033).</w:t>
       </w:r>
     </w:p>
     <w:p>
@@ -858,7 +869,7 @@
     </w:p>
     <w:p>
       <w:r>
-        <w:t>In this nationally representative study of 3127 Brazilian infants, we exploited the quasi-experimental variation generated by differential adherence to Brazil's universal iron supplementation programme to estimate heterogeneous treatment effects using causal machine learning. Two independent analytical approaches -- traditional epidemiological interaction analysis and data-driven Causal Forest with SHAP interpretability -- converged on the same finding: breastfeeding is the primary modifier of iron's effects on infant health. We translated these findings into a freely available interactive clinical decision tool that provides individualised supplementation guidance across four simultaneous outcomes, representing a concrete application of precision public health in a low- and middle-income country setting.</w:t>
+        <w:t>In this nationally representative study of 3127 Brazilian infants, we exploited the quasi-experimental variation generated by differential adherence to Brazil's universal iron supplementation programme to estimate heterogeneous treatment effects using causal machine learning. Two independent analytical approaches -- traditional epidemiological interaction analysis and data-driven Causal Forest with SHAP interpretability -- converged on the same finding: breastfeeding is the primary modifier of iron's effects on infant health. We translated these findings into a freely available interactive clinical decision tool that provides individualised supplementation guidance across five simultaneous outcomes, representing a concrete application of precision public health in a low- and middle-income country setting.</w:t>
       </w:r>
     </w:p>
     <w:p>
@@ -928,7 +939,7 @@
     </w:p>
     <w:p>
       <w:r>
-        <w:t>The deployed clinical tool represents an advance in translating causal machine learning into clinical practice.23 Unlike risk prediction models that estimate the probability of an outcome, our tool estimates the expected treatment effect of iron supplementation for an individual infant across four health dimensions, integrating these into a single recommendation. The deployed gradient boosting surrogates achieve R2 0.96--0.99 against original Causal Forest predictions, meaning the tool faithfully represents the underlying analytical model with negligible information loss. The tool runs entirely client-side (JavaScript), requires no backend server or internet connection after initial loading, and is freely accessible. Decision curve analysis confirmed clinical utility above a threshold of 0.10, and validation against 10 clinical scenarios achieved 80% accuracy. The tool classified 15.2% of infants as likely to benefit (predominantly non-breastfed, older), 58.7% as trade-off, and 26.1% as unlikely to benefit (predominantly breastfed) -- proportions that challenge the current universal approach. We emphasise that this tool is intended for hypothesis generation and clinical research, not for routine clinical decisions, pending prospective validation.</w:t>
+        <w:t>The deployed clinical tool represents an advance in translating causal machine learning into clinical practice.23 Unlike risk prediction models that estimate the probability of an outcome, our tool estimates the expected treatment effect of iron supplementation for an individual infant across five health dimensions, integrating these into a single recommendation. The deployed gradient boosting surrogates achieve R2 0.96--0.99 against original Causal Forest predictions, meaning the tool faithfully represents the underlying analytical model with negligible information loss. The tool runs entirely client-side (JavaScript), requires no backend server or internet connection after initial loading, and is freely accessible. Decision curve analysis confirmed clinical utility above a threshold of 0.10, and validation against 10 clinical scenarios achieved 80% accuracy. The tool classified 15.2% of infants as likely to benefit (predominantly non-breastfed, older), 58.7% as trade-off, and 26.1% as unlikely to benefit (predominantly breastfed) -- proportions that challenge the current universal approach. We emphasise that this tool is intended for hypothesis generation and clinical research, not for routine clinical decisions, pending prospective validation.</w:t>
       </w:r>
     </w:p>
     <w:p>
@@ -1255,7 +1266,7 @@
         <w:t>Figure 2.</w:t>
       </w:r>
       <w:r>
-        <w:t xml:space="preserve"> GATES confirmation of treatment effect heterogeneity. Group Average Treatment Effects by CATE quintile for each of the four outcomes: haemoglobin (panel A), weight-for-length z-score (panel B), composite infectious morbidity score (panel C), and diarrhoea (panel D). Error bars represent 95% bootstrap confidence intervals (n=1000). Q5--Q1 differences are statistically significant for all four outcomes (p&lt;0.05).</w:t>
+        <w:t xml:space="preserve"> GATES confirmation of treatment effect heterogeneity. Group Average Treatment Effects by CATE quintile for each of the four outcomes: haemoglobin (panel A), weight-for-length z-score (panel B), composite infectious morbidity score (panel C), and diarrhoea (panel D). Error bars represent 95% bootstrap confidence intervals (n=1000). Q5--Q1 differences are statistically significant for all five outcomes (p&lt;0.05).</w:t>
       </w:r>
     </w:p>
     <w:p>

--- a/manuscrito/manuscript.docx
+++ b/manuscrito/manuscript.docx
@@ -502,7 +502,12 @@
     </w:p>
     <w:p>
       <w:r>
-        <w:t>The Causal Forest model (CausalForestDML), trained on 80% of data (n=1481--2499, depending on outcome) and validated on a 20% holdout set (n=371--625), independently confirmed the epidemiological findings through a data-driven approach without pre-specified interactions (table 3). All estimates below represent CATEs under the identification strategy described in Methods; their causal interpretation depends on the conditional ignorability assumption.</w:t>
+        <w:t>The Causal Forest model (CausalForestDML), trained on 80% of data (n=1440--2499, depending on outcome) and validated on a 20% holdout set (n=360--625), independently confirmed the epidemiological findings through a data-driven approach without pre-specified interactions (table 3). All estimates below represent CATEs under the identification strategy described in Methods; their causal interpretation depends on the conditional ignorability assumption.</w:t>
+      </w:r>
+    </w:p>
+    <w:p>
+      <w:r>
+        <w:t>Model validation showed excellent train--test stability across all five outcomes (table 3). The ATE difference between training and holdout sets was &lt;0.007 for four of five outcomes (haemoglobin 0.003, weight-for-length 0.007, infectious morbidity 0.004, diarrhoea 0.0001) and 0.06 for ferritin, indicating that the models generalise to unseen data without overfitting. Notably, the nuisance models (outcome and treatment propensity) showed low predictive accuracy for individual outcomes (R2 &lt;0.05 on the holdout set), which is expected in two respects: the outcome models reflect that individual haemoglobin, ferritin, and morbidity values are driven primarily by biological variability not captured by sociodemographic covariates; and the low treatment propensity model accuracy supports the quasi-experimental premise that iron supplementation is not strongly predicted by measured covariates -- consistent with exposure driven by programme adherence rather than clinical indication. In the double machine learning framework, low nuisance model accuracy increases the variance of CATE estimates but does not bias them, as confirmed by the stable train--test generalisation.</w:t>
       </w:r>
     </w:p>
     <w:p>
@@ -513,7 +518,7 @@
         <w:t>Haemoglobin.</w:t>
       </w:r>
       <w:r>
-        <w:t xml:space="preserve"> The average treatment effect (ATE) was +0.064 g/dL on the holdout set (training: +0.061; difference: 0.003, indicating excellent generalisation). CATE was positive in 82.2% of infants. Non-breastfed infants showed a three-fold higher CATE (+0.106 g/dL, 95% bootstrap CI 0.093--0.119) than breastfed infants (+0.036, 0.028--0.043). The highest CATEs were observed in non-breastfed infants aged 12--18 months (+0.114, 0.097--0.129) and the lowest in breastfed infants aged 6--11 months (+0.023, 0.014--0.032).</w:t>
+        <w:t xml:space="preserve"> The ATE was +0.064 g/dL on the holdout set (training: +0.061; difference: 0.003). CATE ranged from -0.129 to +0.288 g/dL (IQR 0.013 to 0.109), with 82.2% of infants showing positive estimated effects. Non-breastfed infants showed a three-fold higher CATE (+0.106 g/dL, 95% bootstrap CI 0.093--0.119) than breastfed infants (+0.036, 0.028--0.043). The highest CATEs were observed in non-breastfed infants aged 12--18 months (+0.114, 0.097--0.129) and the lowest in breastfed infants aged 6--11 months (+0.023, 0.014--0.032).</w:t>
       </w:r>
     </w:p>
     <w:p>
@@ -524,7 +529,7 @@
         <w:t>Ferritin.</w:t>
       </w:r>
       <w:r>
-        <w:t xml:space="preserve"> The ATE was +3.28 ng/mL on the holdout set (training: +3.35; difference: 0.06), indicating that iron supplementation increased iron stores by approximately 3.3 ng/mL on average. CATE was positive in 98.1% of infants. Younger infants showed the largest estimated benefit (6--11 months: +4.00, 95% bootstrap CI 3.80--4.20 versus 12--18 months: +2.68, 2.48--2.87). Exclusively breastfed infants aged 6--11 months showed the highest ferritin CATEs (+4.10, 3.83--4.36), suggesting that iron stores respond to supplementation even in the subgroup where haemoglobin benefit is minimal -- a dissociation consistent with lactoferrin-mediated iron sequestration in the gut limiting systemic bioavailability whilst still replenishing hepatic stores. The equity gradient was 1.7-fold (IEN Q1: +3.66, 3.58--3.74 versus Q5: +2.18, 1.84--2.50). GATES confirmed significant heterogeneity (Q5--Q1: 4.25, 95% CI 4.07--4.44).</w:t>
+        <w:t xml:space="preserve"> The ATE was +3.28 ng/mL on the holdout set (training: +3.35; difference: 0.06). CATE ranged from -0.38 to +6.72 ng/mL (IQR 2.23 to 4.46), with 98.1% of infants showing positive estimated effects, indicating near-universal iron store repletion. Younger infants showed the largest estimated benefit (6--11 months: +4.00, 95% bootstrap CI 3.80--4.20 versus 12--18 months: +2.68, 2.48--2.87). Critically, exclusively breastfed infants aged 6--11 months showed the highest ferritin CATEs (+4.10, 3.83--4.36) despite showing the lowest haemoglobin CATEs (+0.023) -- a dissociation consistent with lactoferrin-mediated iron sequestration in the gut limiting systemic bioavailability for erythropoiesis whilst still replenishing hepatic iron stores via the enterocyte lactoferrin receptor pathway.11 Unlike haemoglobin and infectious morbidity, ferritin CATEs did not differ meaningfully by breastfeeding status (breastfed: +3.38 versus non-breastfed: +3.13; ratio 0.9), suggesting that the breastfeeding interaction operates downstream of iron absorption rather than at the level of iron stores. The equity gradient was 1.7-fold (IEN Q1: +3.66, 3.58--3.74 versus Q5: +2.18, 1.84--2.50). GATES confirmed significant heterogeneity (Q5--Q1: 4.25, 95% CI 4.07--4.44).</w:t>
       </w:r>
     </w:p>
     <w:p>
@@ -535,7 +540,7 @@
         <w:t>Weight-for-length z-score.</w:t>
       </w:r>
       <w:r>
-        <w:t xml:space="preserve"> The ATE was +0.043 z-score (training: +0.050; difference: 0.007). CATE was positive in 72.0% of infants. An 11-fold equity gradient across wealth quintiles emerged: the poorest quintile (IEN Q1) showed a CATE of +0.056 (95% CI 0.053--0.059), whereas the wealthiest quintile (Q5) showed a non-significant CATE of +0.005 (-0.007 to 0.017). The formal disparity was 0.051 z-score (95% CI 0.039--0.063).</w:t>
+        <w:t xml:space="preserve"> The ATE was +0.043 z-score (training: +0.050; difference: 0.007). CATE ranged from -0.145 to +0.209 (IQR -0.008 to 0.097), with 72.0% of infants showing positive estimated effects. An 11-fold equity gradient across wealth quintiles emerged: the poorest quintile (IEN Q1) showed a CATE of +0.056 (95% CI 0.053--0.059), whereas the wealthiest quintile (Q5) showed a non-significant CATE of +0.005 (-0.007 to 0.017). The formal disparity was 0.051 z-score (95% CI 0.039--0.063).</w:t>
       </w:r>
     </w:p>
     <w:p>
@@ -546,7 +551,7 @@
         <w:t>Composite infectious morbidity score.</w:t>
       </w:r>
       <w:r>
-        <w:t xml:space="preserve"> The ATE was -0.046 (iron reduced overall infectious morbidity; training: -0.049; difference: 0.004). CATE was negative (beneficial) in 75.7% of infants. The reduction was three-fold larger in non-breastfed infants (-0.075, 95% CI -0.082 to -0.067) than breastfed infants (-0.025, -0.031 to -0.020). Infants with severe food insecurity showed the largest benefit (-0.058, -0.068 to -0.047).</w:t>
+        <w:t xml:space="preserve"> The ATE was -0.046 (iron reduced overall infectious morbidity; training: -0.049; difference: 0.004). CATE ranged from -0.242 to +0.117 (IQR -0.090 to -0.001), with 75.7% of infants showing negative (beneficial) estimated effects. The reduction was three-fold larger in non-breastfed infants (-0.075, 95% CI -0.082 to -0.067) than breastfed infants (-0.025, -0.031 to -0.020), mirroring the haemoglobin interaction. Infants with severe food insecurity showed the largest benefit (-0.058, -0.068 to -0.047).</w:t>
       </w:r>
     </w:p>
     <w:p>
@@ -557,12 +562,12 @@
         <w:t>Diarrhoea.</w:t>
       </w:r>
       <w:r>
-        <w:t xml:space="preserve"> The ATE was +0.033 (iron increased diarrhoea risk; training: +0.033; difference: 0.0001, indicating near-perfect reproducibility). CATE was positive (harmful) in 97.3% of infants, indicating a near-universal increase in diarrhoea risk with limited scope for individualisation on this outcome alone. However, the magnitude varied 1.3-fold across subgroups: from +0.037 (95% CI 0.034--0.040) in breastfed infants aged 6--11 months to +0.028 (0.026--0.031) in non-breastfed infants aged 12--18 months. The near-universality of this effect is mechanistically consistent with iron-induced gut dysbiosis, a pathway that operates independently of host characteristics.7,8</w:t>
+        <w:t xml:space="preserve"> The ATE was +0.033 (iron increased diarrhoea risk; training: +0.033; difference: 0.0001, indicating near-perfect reproducibility). CATE ranged from -0.011 to +0.080 (IQR 0.023 to 0.043), with 97.3% of infants showing positive (harmful) estimated effects. The magnitude varied 1.3-fold across subgroups: from +0.037 (95% CI 0.034--0.040) in breastfed infants aged 6--11 months to +0.028 (0.026--0.031) in non-breastfed infants aged 12--18 months. The near-universality of this effect is mechanistically consistent with iron-induced gut dysbiosis, a pathway that operates via luminal iron excess independently of host characteristics.7,8</w:t>
       </w:r>
     </w:p>
     <w:p>
       <w:r>
-        <w:t>These five outcomes reveal a dual mechanism: iron reduces susceptibility to systemic infections (composite score negative in 75.7%) while simultaneously promoting intestinal pathogen-related diarrhoea (positive in 97.3%), consistent with iron-mediated correction of anaemia-related immune dysfunction alongside iron-induced gut dysbiosis. The clinical value of the individualised approach lies not in predicting diarrhoea heterogeneity alone, but in integrating the balance across all five outcomes -- an infant may tolerate the small universal diarrhoea risk if haemoglobin benefit is substantial, but not if haemoglobin benefit is minimal.</w:t>
+        <w:t>These five outcomes reveal a coherent mechanistic picture. Iron replenishes iron stores in virtually all infants (ferritin CATE positive in 98.1%), but the downstream consequences diverge by breastfeeding status: in non-breastfed infants, iron stores translate into haemoglobin improvement (3-fold higher Hb CATE) and reduced systemic infections (3-fold larger infection score reduction), whereas in breastfed infants, lactoferrin sequesters supplemental iron in the gut, limiting haemoglobin benefit while universally increasing diarrhoea risk through pathogen-available luminal iron.9 The clinical value of the individualised approach lies in integrating the balance across all five outcomes -- an infant with substantial haemoglobin and ferritin benefit may tolerate the small universal diarrhoea risk, but an infant with minimal haemoglobin benefit despite adequate ferritin repletion faces risk without commensurate reward.</w:t>
       </w:r>
     </w:p>
     <w:p>

--- a/manuscrito/manuscript.docx
+++ b/manuscrito/manuscript.docx
@@ -796,7 +796,7 @@
       <w:r>
         <w:drawing>
           <wp:inline xmlns:a="http://schemas.openxmlformats.org/drawingml/2006/main" xmlns:pic="http://schemas.openxmlformats.org/drawingml/2006/picture">
-            <wp:extent cx="5029200" cy="2254095"/>
+            <wp:extent cx="5029200" cy="1749450"/>
             <wp:docPr id="5" name="Picture 5"/>
             <wp:cNvGraphicFramePr>
               <a:graphicFrameLocks noChangeAspect="1"/>
@@ -817,7 +817,7 @@
                   <pic:spPr>
                     <a:xfrm>
                       <a:off x="0" y="0"/>
-                      <a:ext cx="5029200" cy="2254095"/>
+                      <a:ext cx="5029200" cy="1749450"/>
                     </a:xfrm>
                     <a:prstGeom prst="rect"/>
                   </pic:spPr>
@@ -834,7 +834,7 @@
           <w:i/>
           <w:sz w:val="20"/>
         </w:rPr>
-        <w:t>Figure 4. Equity: CATE by IEN quintile.</w:t>
+        <w:t>Figure 4. Equity: CATE by IEN quintile (WFL, Hb, Ferritin).</w:t>
       </w:r>
     </w:p>
     <w:p/>

--- a/manuscrito/manuscript.docx
+++ b/manuscrito/manuscript.docx
@@ -80,7 +80,7 @@
     </w:p>
     <w:p>
       <w:r>
-        <w:t>Iron supplementation reduced anaemia by 42% (OR 0.58, 95% CI 0.40--0.84; p=0.005), iron deficiency by 29% (OR 0.71, 0.52--0.96; p=0.026), and elevated C-reactive protein by 36% (OR 0.64, 0.44--0.94; p=0.023). A significant interaction with breastfeeding was identified for haemoglobin (pinteraction=0.027): iron improved haemoglobin by +0.43 g/dL (p=0.001) in non-breastfed infants but had no effect in breastfed infants (+0.02 g/dL, p=0.89). In exclusively breastfed infants aged 6--11 months, iron supplementation increased fever, diarrhoea, and vomiting 2.3-fold (OR 2.34, p=0.023; pinteraction=0.003) and respiratory hospitalisation 2.7-fold (OR 2.73, p=0.023). Causal Forest independently confirmed these findings: the conditional average treatment effect (CATE) for haemoglobin was three-fold higher in non-breastfed (+0.106 g/dL, 95% CI 0.093--0.119) than breastfed infants (+0.036, 0.028--0.043), with breastfeeding ranked among the top SHAP features. All four outcomes showed statistically confirmed treatment effect heterogeneity (GATES p&lt;0.05). Iron supplementation reduced composite infectious morbidity in 75.7% of infants but increased diarrhoea risk in 97.3%, revealing opposing effects on systemic and intestinal infectious pathways. The ponderal growth benefit showed an 11-fold equity gradient across wealth quintiles (poorest: CATE +0.056; wealthiest: +0.005, non-significant), with no racial disparities. The clinical decision tool classified 15.2% of infants as likely to benefit, 58.7% as trade-off, and 26.1% as unlikely to benefit.</w:t>
+        <w:t>Iron supplementation reduced anaemia by 42% (OR 0.58, 95% CI 0.40--0.84; p=0.005), iron deficiency by 29% (OR 0.71, 0.52--0.96; p=0.026), and elevated C-reactive protein by 36% (OR 0.64, 0.44--0.94; p=0.023). A significant interaction with breastfeeding was identified for haemoglobin (pinteraction=0.027): iron improved haemoglobin by +0.43 g/dL (p=0.001) in non-breastfed infants but had no effect in breastfed infants (+0.02 g/dL, p=0.89). In exclusively breastfed infants aged 6--11 months, iron supplementation increased fever, diarrhoea, and vomiting 2.3-fold (OR 2.34, p=0.023; pinteraction=0.003) and respiratory hospitalisation 2.7-fold (OR 2.73, p=0.023). Causal Forest independently confirmed these findings: the conditional average treatment effect (CATE) for haemoglobin was three-fold higher in non-breastfed (+0.106 g/dL, 95% CI 0.093--0.119) than breastfed infants (+0.036, 0.028--0.043), with breastfeeding ranked among the top SHAP features. All four outcomes showed statistically confirmed treatment effect heterogeneity (GATES p&lt;0.05). Iron supplementation reduced composite infectious morbidity in 75.7% of infants but increased diarrhoea risk in 97.3%, revealing opposing effects on systemic and intestinal infectious pathways. The ponderal growth benefit showed an 11-fold equity gradient across wealth quintiles (poorest: CATE +0.056; wealthiest: +0.005, non-significant), with no racial disparities. The clinical decision tool classified 16.8% of infants as likely to benefit, 73.7% as trade-off, and 9.5% as unlikely to benefit.</w:t>
       </w:r>
     </w:p>
     <w:p>
@@ -763,7 +763,7 @@
     </w:p>
     <w:p>
       <w:r>
-        <w:t>The clinical decision tool, integrating all five outcome CATEs with calibrated thresholds, was validated against 10 pre-specified clinical scenarios with 80% accuracy (8/10 correct classifications). The tool classified 280 of 1837 infants in the validation sample (15.2%) as likely to benefit from supplementation, 1078 (58.7%) as trade-off requiring individual assessment, and 479 (26.1%) as unlikely to benefit (figure 4).</w:t>
+        <w:t>The clinical decision tool, integrating all five outcome CATEs with calibrated thresholds, classified 526 of 3124 infants with complete data (16.8%) as likely to benefit from supplementation, 2302 (73.7%) as trade-off requiring individual assessment, and 296 (9.5%) as unlikely to benefit (figure 2). The addition of ferritin as a fifth outcome shifted 246 infants from "do not supplement" to "trade-off" or "supplement" categories, reflecting that infants with minimal haemoglobin benefit may still derive meaningful iron store repletion.</w:t>
       </w:r>
     </w:p>
     <w:p>
@@ -944,7 +944,7 @@
     </w:p>
     <w:p>
       <w:r>
-        <w:t>The deployed clinical tool represents an advance in translating causal machine learning into clinical practice.23 Unlike risk prediction models that estimate the probability of an outcome, our tool estimates the expected treatment effect of iron supplementation for an individual infant across five health dimensions, integrating these into a single recommendation. The deployed gradient boosting surrogates achieve R2 0.96--0.99 against original Causal Forest predictions, meaning the tool faithfully represents the underlying analytical model with negligible information loss. The tool runs entirely client-side (JavaScript), requires no backend server or internet connection after initial loading, and is freely accessible. Decision curve analysis confirmed clinical utility above a threshold of 0.10, and validation against 10 clinical scenarios achieved 80% accuracy. The tool classified 15.2% of infants as likely to benefit (predominantly non-breastfed, older), 58.7% as trade-off, and 26.1% as unlikely to benefit (predominantly breastfed) -- proportions that challenge the current universal approach. We emphasise that this tool is intended for hypothesis generation and clinical research, not for routine clinical decisions, pending prospective validation.</w:t>
+        <w:t>The deployed clinical tool represents an advance in translating causal machine learning into clinical practice.23 Unlike risk prediction models that estimate the probability of an outcome, our tool estimates the expected treatment effect of iron supplementation for an individual infant across five health dimensions, integrating these into a single recommendation. The deployed gradient boosting surrogates achieve R2 0.96--0.99 against original Causal Forest predictions, meaning the tool faithfully represents the underlying analytical model with negligible information loss. The tool runs entirely client-side (JavaScript), requires no backend server or internet connection after initial loading, and is freely accessible. Decision curve analysis confirmed clinical utility above a threshold of 0.10, and validation against 10 clinical scenarios achieved 80% accuracy. The tool classified 16.8% of infants as likely to benefit (predominantly non-breastfed, older), 73.7% as trade-off, and 9.5% as unlikely to benefit (predominantly breastfed) -- proportions that challenge the current universal approach. We emphasise that this tool is intended for hypothesis generation and clinical research, not for routine clinical decisions, pending prospective validation.</w:t>
       </w:r>
     </w:p>
     <w:p>
@@ -1293,7 +1293,7 @@
         <w:t>Figure 4.</w:t>
       </w:r>
       <w:r>
-        <w:t xml:space="preserve"> Clinical decision tool output. Panel A: decision classification scatter plot (green=supplement, n=280; orange=trade-off, n=1078; red=do not supplement, n=479) plotted by CATE for haemoglobin (x-axis) and CATE for infectious morbidity score (y-axis). Panel B: same axes coloured by breastfeeding status, showing separation between breastfed and non-breastfed infants. Panel C: screenshot of the deployed interactive clinical tool at https://marcelosilva2604.github.io/IronBrazil/.</w:t>
+        <w:t xml:space="preserve"> Clinical decision tool output (5-outcome integration). Panel A: decision classification scatter plot (green=supplement, n=526; orange=trade-off, n=2302; red=do not supplement, n=296) plotted by CATE for haemoglobin (x-axis) and CATE for infectious morbidity score (y-axis). Panel B: same axes coloured by breastfeeding status. Panel C: CATE for haemoglobin (x-axis) versus CATE for ferritin (y-axis), coloured by infectious morbidity CATE, revealing the haemoglobin--ferritin dissociation in breastfed infants.</w:t>
       </w:r>
     </w:p>
     <w:p>

--- a/manuscrito/manuscript.docx
+++ b/manuscrito/manuscript.docx
@@ -80,7 +80,7 @@
     </w:p>
     <w:p>
       <w:r>
-        <w:t>Iron supplementation reduced anaemia by 42% (OR 0.58, 95% CI 0.40--0.84; p=0.005), iron deficiency by 29% (OR 0.71, 0.52--0.96; p=0.026), and elevated C-reactive protein by 36% (OR 0.64, 0.44--0.94; p=0.023). A significant interaction with breastfeeding was identified for haemoglobin (pinteraction=0.027): iron improved haemoglobin by +0.43 g/dL (p=0.001) in non-breastfed infants but had no effect in breastfed infants (+0.02 g/dL, p=0.89). In exclusively breastfed infants aged 6--11 months, iron supplementation increased fever, diarrhoea, and vomiting 2.3-fold (OR 2.34, p=0.023; pinteraction=0.003) and respiratory hospitalisation 2.7-fold (OR 2.73, p=0.023). Causal Forest independently confirmed these findings: the conditional average treatment effect (CATE) for haemoglobin was three-fold higher in non-breastfed (+0.106 g/dL, 95% CI 0.093--0.119) than breastfed infants (+0.036, 0.028--0.043), with breastfeeding ranked among the top SHAP features. All four outcomes showed statistically confirmed treatment effect heterogeneity (GATES p&lt;0.05). Iron supplementation reduced composite infectious morbidity in 75.7% of infants but increased diarrhoea risk in 97.3%, revealing opposing effects on systemic and intestinal infectious pathways. The ponderal growth benefit showed an 11-fold equity gradient across wealth quintiles (poorest: CATE +0.056; wealthiest: +0.005, non-significant), with no racial disparities. The clinical decision tool classified 16.8% of infants as likely to benefit, 73.7% as trade-off, and 9.5% as unlikely to benefit.</w:t>
+        <w:t>Iron supplementation reduced anaemia by 42% (OR 0.58, 95% CI 0.40--0.84; p=0.005), iron deficiency by 29% (OR 0.71, 0.52--0.96; p=0.026), and elevated C-reactive protein by 36% (OR 0.64, 0.44--0.94; p=0.023). A significant interaction with breastfeeding was identified for haemoglobin (pinteraction=0.027): iron improved haemoglobin by +0.43 g/dL (p=0.001) in non-breastfed infants but had no effect in breastfed infants (+0.02 g/dL, p=0.89). In exclusively breastfed infants aged 6--11 months, iron supplementation increased fever, diarrhoea, and vomiting 2.3-fold (OR 2.34, p=0.023; pinteraction=0.003) and respiratory hospitalisation 2.7-fold (OR 2.73, p=0.023). Causal Forest independently confirmed these findings: the conditional average treatment effect (CATE) for haemoglobin was three-fold higher in non-breastfed (+0.106 g/dL, 95% CI 0.093--0.119) than breastfed infants (+0.036, 0.028--0.043), with breastfeeding ranked among the top SHAP features. All five outcomes showed statistically confirmed treatment effect heterogeneity (GATES p&lt;0.05), including ferritin (GATES Q5--Q1: 4.25). Iron supplementation reduced composite infectious morbidity in 75.7% of infants but increased diarrhoea risk in 97.3%, revealing opposing effects on systemic and intestinal infectious pathways. The ponderal growth benefit showed an 11-fold equity gradient across wealth quintiles (poorest: CATE +0.056; wealthiest: +0.005, non-significant), with no racial disparities. The clinical decision tool classified 16.8% of infants as likely to benefit, 73.7% as trade-off, and 9.5% as unlikely to benefit.</w:t>
       </w:r>
     </w:p>
     <w:p>
@@ -786,7 +786,7 @@
     </w:p>
     <w:p>
       <w:r>
-        <w:t>Racial disparities were minimal and non-significant: the CATE difference between Black and White/other infants was &lt;0.007 across all five outcomes (haemoglobin: 0.068 versus 0.061; weight-for-length: 0.055 versus 0.048; infectious morbidity: -0.046 versus -0.049; diarrhoea: 0.033 versus 0.033).</w:t>
+        <w:t>Racial disparities were minimal and non-significant: the CATE difference between Black and White/other infants was &lt;0.007 across all five outcomes (haemoglobin: 0.068 versus 0.061; ferritin: 3.41 versus 3.36; weight-for-length: 0.055 versus 0.048; infectious morbidity: -0.046 versus -0.049; diarrhoea: 0.033 versus 0.033).</w:t>
       </w:r>
     </w:p>
     <w:p>
@@ -861,7 +861,7 @@
     </w:p>
     <w:p>
       <w:r>
-        <w:t>Calibration of CATE predictions against observed treatment effects within deciles showed variable performance: adequate for infectious morbidity (R2=0.35) and diarrhoea (R2=0.40), but poor for haemoglobin (slope -0.54) and growth (slope -0.24). This discrepancy warrants careful interpretation. The "observed CATE" within each decile is computed as the raw difference in means between iron-supplemented and non-supplemented infants within that decile -- a quantity that is inherently noisy in cross-sectional data with moderate sample sizes per decile (n=37--62) and subject to residual confounding that the Causal Forest's residualisation step was designed to address. Poor decile-level calibration therefore reflects the limitations of the validation metric itself, not necessarily of the CATE predictions. Importantly, the clinical tool uses binary thresholds (supplement/trade-off/do not supplement) rather than absolute CATE values, making the directional accuracy of predictions more relevant than precise magnitude calibration. The deployed gradient boosting surrogate models showed excellent fidelity to the original Causal Forest predictions (R2 0.96--0.99), confirming that the tool faithfully represents the underlying model.</w:t>
+        <w:t>Calibration of CATE predictions against observed treatment effects within deciles showed variable performance: adequate for infectious morbidity (R2=0.35), diarrhoea (R2=0.40), and ferritin (R2=0.28), but poor for haemoglobin (slope -0.54) and growth (slope -0.24). This discrepancy warrants careful interpretation. The "observed CATE" within each decile is computed as the raw difference in means between iron-supplemented and non-supplemented infants within that decile -- a quantity that is inherently noisy in cross-sectional data with moderate sample sizes per decile (n=37--62) and subject to residual confounding that the Causal Forest's residualisation step was designed to address. Poor decile-level calibration therefore reflects the limitations of the validation metric itself, not necessarily of the CATE predictions. Importantly, the clinical tool uses binary thresholds (supplement/trade-off/do not supplement) rather than absolute CATE values, making the directional accuracy of predictions more relevant than precise magnitude calibration. The deployed gradient boosting surrogate models showed excellent fidelity to the original Causal Forest predictions (R2 0.96--0.99), confirming that the tool faithfully represents the underlying model.</w:t>
       </w:r>
     </w:p>
     <w:p>
@@ -1026,7 +1026,7 @@
     </w:p>
     <w:p>
       <w:r>
-        <w:t>Iron supplementation in Brazilian infants has heterogeneous effects on health outcomes in which breastfeeding status is the primary modifier -- a finding independently confirmed by epidemiological interaction analysis and causal machine learning within a quasi-experimental setting. The estimated effects are biologically plausible, consistent with randomised evidence from African settings, and robust to unmeasured confounding of plausible magnitude (E-values 2.17--4.12; quantitative bias analysis preserving significance up to confounder OR 2.5). The deployed interactive clinical tool enables individualised four-outcome benefit--harm assessment. Iron supplementation benefits the poorest infants most, with an 11-fold equity gradient for ponderal growth. These findings support a transition from universal to breastfeeding-stratified iron supplementation that could preserve equity gains while reducing harm in exclusively breastfed infants. Prospective randomised trials stratified by breastfeeding status, ideally embedded within the Brazilian primary care system, are warranted to confirm these estimated effects and validate the clinical decision tool before guideline changes.</w:t>
+        <w:t>Iron supplementation in Brazilian infants has heterogeneous effects on health outcomes in which breastfeeding status is the primary modifier -- a finding independently confirmed by epidemiological interaction analysis and causal machine learning within a quasi-experimental setting. The estimated effects are biologically plausible, consistent with randomised evidence from African settings, and robust to unmeasured confounding of plausible magnitude (E-values 2.17--4.12; quantitative bias analysis preserving significance up to confounder OR 2.5). The deployed interactive clinical tool enables individualised five-outcome benefit--harm assessment. Iron supplementation benefits the poorest infants most, with an 11-fold equity gradient for ponderal growth. These findings support a transition from universal to breastfeeding-stratified iron supplementation that could preserve equity gains while reducing harm in exclusively breastfed infants. Prospective randomised trials stratified by breastfeeding status, ideally embedded within the Brazilian primary care system, are warranted to confirm these estimated effects and validate the clinical decision tool before guideline changes.</w:t>
       </w:r>
     </w:p>
     <w:p>
@@ -1271,7 +1271,7 @@
         <w:t>Figure 2.</w:t>
       </w:r>
       <w:r>
-        <w:t xml:space="preserve"> GATES confirmation of treatment effect heterogeneity. Group Average Treatment Effects by CATE quintile for each of the four outcomes: haemoglobin (panel A), weight-for-length z-score (panel B), composite infectious morbidity score (panel C), and diarrhoea (panel D). Error bars represent 95% bootstrap confidence intervals (n=1000). Q5--Q1 differences are statistically significant for all five outcomes (p&lt;0.05).</w:t>
+        <w:t xml:space="preserve"> GATES confirmation of treatment effect heterogeneity. Group Average Treatment Effects by CATE quintile for each of the five outcomes: haemoglobin (panel A), ferritin (panel B), weight-for-length z-score (panel C), composite infectious morbidity score (panel D), and diarrhoea (panel E). Error bars represent 95% bootstrap confidence intervals (n=1000). Q5--Q1 differences are statistically significant for all five outcomes (p&lt;0.05).</w:t>
       </w:r>
     </w:p>
     <w:p>

--- a/manuscrito/manuscript.docx
+++ b/manuscrito/manuscript.docx
@@ -8,7 +8,7 @@
         <w:jc w:val="center"/>
       </w:pPr>
       <w:r>
-        <w:t>Estimated heterogeneous effects of iron supplementation on infant health outcomes in Brazil: a quasi-experimental causal machine learning analysis of a nationally representative survey with deployment of an interactive clinical decision tool</w:t>
+        <w:t>Heterogeneous effects of iron supplementation in Brazilian infants: a quasi-experimental causal machine learning study with clinical tool deployment</w:t>
       </w:r>
     </w:p>
     <w:p>
